--- a/docs/PRD_IDEA_copepod.docx
+++ b/docs/PRD_IDEA_copepod.docx
@@ -23,7 +23,7 @@
         <w:pStyle w:val="Author"/>
       </w:pPr>
       <w:r>
-        <w:t xml:space="preserve">Flinguee75</w:t>
+        <w:t xml:space="preserve">Tidiane Cissé</w:t>
       </w:r>
     </w:p>
     <w:p>
@@ -223,7 +223,7 @@
               <w:pStyle w:val="Compact"/>
             </w:pPr>
             <w:r>
-              <w:t xml:space="preserve">Flinguee75</w:t>
+              <w:t xml:space="preserve">Tidiane Cissé</w:t>
             </w:r>
           </w:p>
         </w:tc>
@@ -394,7 +394,7 @@
               <w:pStyle w:val="Compact"/>
             </w:pPr>
             <w:r>
-              <w:t xml:space="preserve">Flinguee75</w:t>
+              <w:t xml:space="preserve">Tidiane Cissé</w:t>
             </w:r>
           </w:p>
         </w:tc>
@@ -440,7 +440,7 @@
               <w:pStyle w:val="Compact"/>
             </w:pPr>
             <w:r>
-              <w:t xml:space="preserve">Flinguee75</w:t>
+              <w:t xml:space="preserve">Tidiane Cissé</w:t>
             </w:r>
           </w:p>
         </w:tc>
@@ -486,7 +486,7 @@
               <w:pStyle w:val="Compact"/>
             </w:pPr>
             <w:r>
-              <w:t xml:space="preserve">Flinguee75</w:t>
+              <w:t xml:space="preserve">Tidiane Cissé</w:t>
             </w:r>
           </w:p>
         </w:tc>
@@ -532,7 +532,7 @@
               <w:pStyle w:val="Compact"/>
             </w:pPr>
             <w:r>
-              <w:t xml:space="preserve">Flinguee75</w:t>
+              <w:t xml:space="preserve">Tidiane Cissé</w:t>
             </w:r>
           </w:p>
         </w:tc>

--- a/docs/PRD_IDEA_copepod.docx
+++ b/docs/PRD_IDEA_copepod.docx
@@ -1408,7 +1408,7 @@
     </w:p>
     <w:bookmarkEnd w:id="15"/>
     <w:bookmarkEnd w:id="16"/>
-    <w:bookmarkStart w:id="21" w:name="solution"/>
+    <w:bookmarkStart w:id="30" w:name="solution"/>
     <w:p>
       <w:pPr>
         <w:pStyle w:val="Heading1"/>
@@ -1475,7 +1475,7 @@
       </w:r>
     </w:p>
     <w:bookmarkEnd w:id="17"/>
-    <w:bookmarkStart w:id="18" w:name="architecture-générale"/>
+    <w:bookmarkStart w:id="21" w:name="architecture-générale"/>
     <w:p>
       <w:pPr>
         <w:pStyle w:val="Heading2"/>
@@ -1486,101 +1486,53 @@
     </w:p>
     <w:p>
       <w:pPr>
-        <w:pStyle w:val="SourceCode"/>
-      </w:pPr>
-      <w:r>
-        <w:rPr>
-          <w:rStyle w:val="VerbatimChar"/>
-        </w:rPr>
-        <w:t xml:space="preserve">graph TD</w:t>
-      </w:r>
-      <w:r>
-        <w:br/>
-      </w:r>
-      <w:r>
-        <w:rPr>
-          <w:rStyle w:val="VerbatimChar"/>
-        </w:rPr>
-        <w:t xml:space="preserve">    U[Utilisateur] --&gt;|discussion guidée| MC[Mode Contexte\nPlanification graphique]</w:t>
-      </w:r>
-      <w:r>
-        <w:br/>
-      </w:r>
-      <w:r>
-        <w:rPr>
-          <w:rStyle w:val="VerbatimChar"/>
-        </w:rPr>
-        <w:t xml:space="preserve">    MC --&gt;|contexte validé| MA[Mode Analyse\nFormulaire structuré]</w:t>
-      </w:r>
-      <w:r>
-        <w:br/>
-      </w:r>
-      <w:r>
-        <w:rPr>
-          <w:rStyle w:val="VerbatimChar"/>
-        </w:rPr>
-        <w:t xml:space="preserve">    MA --&gt;|validation params| GP[Plan graphique verrouillé\nespèce · colonnes · filtres · format]</w:t>
-      </w:r>
-      <w:r>
-        <w:br/>
-      </w:r>
-      <w:r>
-        <w:rPr>
-          <w:rStyle w:val="VerbatimChar"/>
-        </w:rPr>
-        <w:t xml:space="preserve">    GP --&gt;|plan validé| GEN[Génération graphique\nPython ou R]</w:t>
-      </w:r>
-      <w:r>
-        <w:br/>
-      </w:r>
-      <w:r>
-        <w:rPr>
-          <w:rStyle w:val="VerbatimChar"/>
-        </w:rPr>
-        <w:t xml:space="preserve">    GEN --&gt; ART[Artefact statique\nPNG ou SVG]</w:t>
-      </w:r>
-      <w:r>
-        <w:br/>
-      </w:r>
-      <w:r>
-        <w:rPr>
-          <w:rStyle w:val="VerbatimChar"/>
-        </w:rPr>
-        <w:t xml:space="preserve">    GEN --&gt; META[Métadonnées\nsource · colonnes · filtres · unités · limites]</w:t>
-      </w:r>
-      <w:r>
-        <w:br/>
-      </w:r>
-      <w:r>
-        <w:rPr>
-          <w:rStyle w:val="VerbatimChar"/>
-        </w:rPr>
-        <w:t xml:space="preserve">    ART --&gt; LIV[Livrable\ncontexte · figures · méthodes · citations · limites]</w:t>
-      </w:r>
-      <w:r>
-        <w:br/>
-      </w:r>
-      <w:r>
-        <w:br/>
-      </w:r>
-      <w:r>
-        <w:rPr>
-          <w:rStyle w:val="VerbatimChar"/>
-        </w:rPr>
-        <w:t xml:space="preserve">    MA --&gt;|active| SRC[Sources\nEcoTaxa · EcoPart · Amundsen CTD\nOGSL · Bio-ORACLE · Fichier labo]</w:t>
-      </w:r>
-      <w:r>
-        <w:br/>
-      </w:r>
-      <w:r>
-        <w:rPr>
-          <w:rStyle w:val="VerbatimChar"/>
-        </w:rPr>
-        <w:t xml:space="preserve">    GP --&gt;|consulte| RAG[Corpus RAG\ncolonnes_sources · colonnes_instruments\ncopepodes_domaine · methodes_calcul\nsources_en_ligne]</w:t>
-      </w:r>
-    </w:p>
-    <w:bookmarkEnd w:id="18"/>
-    <w:bookmarkStart w:id="19" w:name="cycle-de-vie-dune-session"/>
+        <w:pStyle w:val="FirstParagraph"/>
+      </w:pPr>
+      <w:r>
+        <w:drawing>
+          <wp:inline>
+            <wp:extent cx="5334000" cy="4592410"/>
+            <wp:effectExtent b="0" l="0" r="0" t="0"/>
+            <wp:docPr descr="" title="" id="19" name="Picture"/>
+            <a:graphic>
+              <a:graphicData uri="http://schemas.openxmlformats.org/drawingml/2006/picture">
+                <pic:pic>
+                  <pic:nvPicPr>
+                    <pic:cNvPr descr="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" id="20" name="Picture"/>
+                    <pic:cNvPicPr>
+                      <a:picLocks noChangeArrowheads="1" noChangeAspect="1"/>
+                    </pic:cNvPicPr>
+                  </pic:nvPicPr>
+                  <pic:blipFill>
+                    <a:blip r:embed="rId18"/>
+                    <a:stretch>
+                      <a:fillRect/>
+                    </a:stretch>
+                  </pic:blipFill>
+                  <pic:spPr bwMode="auto">
+                    <a:xfrm>
+                      <a:off x="0" y="0"/>
+                      <a:ext cx="5334000" cy="4592410"/>
+                    </a:xfrm>
+                    <a:prstGeom prst="rect">
+                      <a:avLst/>
+                    </a:prstGeom>
+                    <a:noFill/>
+                    <a:ln w="9525">
+                      <a:noFill/>
+                      <a:headEnd/>
+                      <a:tailEnd/>
+                    </a:ln>
+                  </pic:spPr>
+                </pic:pic>
+              </a:graphicData>
+            </a:graphic>
+          </wp:inline>
+        </w:drawing>
+      </w:r>
+    </w:p>
+    <w:bookmarkEnd w:id="21"/>
+    <w:bookmarkStart w:id="25" w:name="cycle-de-vie-dune-session"/>
     <w:p>
       <w:pPr>
         <w:pStyle w:val="Heading2"/>
@@ -1599,185 +1551,53 @@
     </w:p>
     <w:p>
       <w:pPr>
-        <w:pStyle w:val="SourceCode"/>
-      </w:pPr>
-      <w:r>
-        <w:rPr>
-          <w:rStyle w:val="VerbatimChar"/>
-        </w:rPr>
-        <w:t xml:space="preserve">graph TD</w:t>
-      </w:r>
-      <w:r>
-        <w:br/>
-      </w:r>
-      <w:r>
-        <w:rPr>
-          <w:rStyle w:val="VerbatimChar"/>
-        </w:rPr>
-        <w:t xml:space="preserve">    U([Utilisateur]) --&gt;|décrit son besoin| CTX[Planification\ndu contexte graphique]</w:t>
-      </w:r>
-      <w:r>
-        <w:br/>
-      </w:r>
-      <w:r>
-        <w:br/>
-      </w:r>
-      <w:r>
-        <w:rPr>
-          <w:rStyle w:val="VerbatimChar"/>
-        </w:rPr>
-        <w:t xml:space="preserve">    CTX --&gt;|contexte incomplet| BLOCK1[Blocage\nl'assistant pose la question manquante]</w:t>
-      </w:r>
-      <w:r>
-        <w:br/>
-      </w:r>
-      <w:r>
-        <w:rPr>
-          <w:rStyle w:val="VerbatimChar"/>
-        </w:rPr>
-        <w:t xml:space="preserve">    BLOCK1 --&gt;|utilisateur complète| CTX</w:t>
-      </w:r>
-      <w:r>
-        <w:br/>
-      </w:r>
-      <w:r>
-        <w:br/>
-      </w:r>
-      <w:r>
-        <w:rPr>
-          <w:rStyle w:val="VerbatimChar"/>
-        </w:rPr>
-        <w:t xml:space="preserve">    CTX --&gt;|contexte validé| DATA{Source des données ?}</w:t>
-      </w:r>
-      <w:r>
-        <w:br/>
-      </w:r>
-      <w:r>
-        <w:rPr>
-          <w:rStyle w:val="VerbatimChar"/>
-        </w:rPr>
-        <w:t xml:space="preserve">    DATA --&gt;|fichier déjà chargé| INSP[Inspection des colonnes\net validation]</w:t>
-      </w:r>
-      <w:r>
-        <w:br/>
-      </w:r>
-      <w:r>
-        <w:rPr>
-          <w:rStyle w:val="VerbatimChar"/>
-        </w:rPr>
-        <w:t xml:space="preserve">    DATA --&gt;|source en ligne| ONLINE[Mode En Ligne\nactivé par source]</w:t>
-      </w:r>
-      <w:r>
-        <w:br/>
-      </w:r>
-      <w:r>
-        <w:rPr>
-          <w:rStyle w:val="VerbatimChar"/>
-        </w:rPr>
-        <w:t xml:space="preserve">    ONLINE --&gt; INSP</w:t>
-      </w:r>
-      <w:r>
-        <w:br/>
-      </w:r>
-      <w:r>
-        <w:br/>
-      </w:r>
-      <w:r>
-        <w:rPr>
-          <w:rStyle w:val="VerbatimChar"/>
-        </w:rPr>
-        <w:t xml:space="preserve">    INSP --&gt;|colonnes suffisantes| PLAN[Plan graphique verrouillé]</w:t>
-      </w:r>
-      <w:r>
-        <w:br/>
-      </w:r>
-      <w:r>
-        <w:rPr>
-          <w:rStyle w:val="VerbatimChar"/>
-        </w:rPr>
-        <w:t xml:space="preserve">    INSP --&gt;|colonne manquante| BLOCK2[Blocage explicite\nce qui manque · action à faire]</w:t>
-      </w:r>
-      <w:r>
-        <w:br/>
-      </w:r>
-      <w:r>
-        <w:rPr>
-          <w:rStyle w:val="VerbatimChar"/>
-        </w:rPr>
-        <w:t xml:space="preserve">    BLOCK2 --&gt;|utilisateur agit| INSP</w:t>
-      </w:r>
-      <w:r>
-        <w:br/>
-      </w:r>
-      <w:r>
-        <w:br/>
-      </w:r>
-      <w:r>
-        <w:rPr>
-          <w:rStyle w:val="VerbatimChar"/>
-        </w:rPr>
-        <w:t xml:space="preserve">    PLAN --&gt; GEN[Génération\nPython ou R]</w:t>
-      </w:r>
-      <w:r>
-        <w:br/>
-      </w:r>
-      <w:r>
-        <w:rPr>
-          <w:rStyle w:val="VerbatimChar"/>
-        </w:rPr>
-        <w:t xml:space="preserve">    GEN --&gt;|erreur| FIX[Correction automatique\net relance]</w:t>
-      </w:r>
-      <w:r>
-        <w:br/>
-      </w:r>
-      <w:r>
-        <w:rPr>
-          <w:rStyle w:val="VerbatimChar"/>
-        </w:rPr>
-        <w:t xml:space="preserve">    FIX --&gt; GEN</w:t>
-      </w:r>
-      <w:r>
-        <w:br/>
-      </w:r>
-      <w:r>
-        <w:rPr>
-          <w:rStyle w:val="VerbatimChar"/>
-        </w:rPr>
-        <w:t xml:space="preserve">    GEN --&gt; ART[Graphique produit\nPNG ou SVG + métadonnées]</w:t>
-      </w:r>
-      <w:r>
-        <w:br/>
-      </w:r>
-      <w:r>
-        <w:rPr>
-          <w:rStyle w:val="VerbatimChar"/>
-        </w:rPr>
-        <w:t xml:space="preserve">    ART --&gt; U</w:t>
-      </w:r>
-      <w:r>
-        <w:br/>
-      </w:r>
-      <w:r>
-        <w:br/>
-      </w:r>
-      <w:r>
-        <w:rPr>
-          <w:rStyle w:val="VerbatimChar"/>
-        </w:rPr>
-        <w:t xml:space="preserve">    U --&gt;|demande interprétation| REFUSE[Refus\nl'assistant rappelle son périmètre]</w:t>
-      </w:r>
-      <w:r>
-        <w:br/>
-      </w:r>
-      <w:r>
-        <w:rPr>
-          <w:rStyle w:val="VerbatimChar"/>
-        </w:rPr>
-        <w:t xml:space="preserve">    REFUSE --&gt; U</w:t>
-      </w:r>
-    </w:p>
-    <w:bookmarkEnd w:id="19"/>
-    <w:bookmarkStart w:id="20" w:name="états-de-la-session"/>
+        <w:pStyle w:val="BodyText"/>
+      </w:pPr>
+      <w:r>
+        <w:drawing>
+          <wp:inline>
+            <wp:extent cx="5334000" cy="6252482"/>
+            <wp:effectExtent b="0" l="0" r="0" t="0"/>
+            <wp:docPr descr="" title="" id="23" name="Picture"/>
+            <a:graphic>
+              <a:graphicData uri="http://schemas.openxmlformats.org/drawingml/2006/picture">
+                <pic:pic>
+                  <pic:nvPicPr>
+                    <pic:cNvPr descr="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" id="24" name="Picture"/>
+                    <pic:cNvPicPr>
+                      <a:picLocks noChangeArrowheads="1" noChangeAspect="1"/>
+                    </pic:cNvPicPr>
+                  </pic:nvPicPr>
+                  <pic:blipFill>
+                    <a:blip r:embed="rId22"/>
+                    <a:stretch>
+                      <a:fillRect/>
+                    </a:stretch>
+                  </pic:blipFill>
+                  <pic:spPr bwMode="auto">
+                    <a:xfrm>
+                      <a:off x="0" y="0"/>
+                      <a:ext cx="5334000" cy="6252482"/>
+                    </a:xfrm>
+                    <a:prstGeom prst="rect">
+                      <a:avLst/>
+                    </a:prstGeom>
+                    <a:noFill/>
+                    <a:ln w="9525">
+                      <a:noFill/>
+                      <a:headEnd/>
+                      <a:tailEnd/>
+                    </a:ln>
+                  </pic:spPr>
+                </pic:pic>
+              </a:graphicData>
+            </a:graphic>
+          </wp:inline>
+        </w:drawing>
+      </w:r>
+    </w:p>
+    <w:bookmarkEnd w:id="25"/>
+    <w:bookmarkStart w:id="29" w:name="états-de-la-session"/>
     <w:p>
       <w:pPr>
         <w:pStyle w:val="Heading2"/>
@@ -1788,223 +1608,49 @@
     </w:p>
     <w:p>
       <w:pPr>
-        <w:pStyle w:val="SourceCode"/>
-      </w:pPr>
-      <w:r>
-        <w:rPr>
-          <w:rStyle w:val="VerbatimChar"/>
-        </w:rPr>
-        <w:t xml:space="preserve">stateDiagram-v2</w:t>
-      </w:r>
-      <w:r>
-        <w:br/>
-      </w:r>
-      <w:r>
-        <w:rPr>
-          <w:rStyle w:val="VerbatimChar"/>
-        </w:rPr>
-        <w:t xml:space="preserve">    [*] --&gt; DonneesLocales : session démarrée</w:t>
-      </w:r>
-      <w:r>
-        <w:br/>
-      </w:r>
-      <w:r>
-        <w:br/>
-      </w:r>
-      <w:r>
-        <w:rPr>
-          <w:rStyle w:val="VerbatimChar"/>
-        </w:rPr>
-        <w:t xml:space="preserve">    DonneesLocales --&gt; PlanificationGraphique : utilisateur décrit le graphique souhaité</w:t>
-      </w:r>
-      <w:r>
-        <w:br/>
-      </w:r>
-      <w:r>
-        <w:rPr>
-          <w:rStyle w:val="VerbatimChar"/>
-        </w:rPr>
-        <w:t xml:space="preserve">    DonneesLocales --&gt; ModeEnLigne : utilisateur active une source externe</w:t>
-      </w:r>
-      <w:r>
-        <w:br/>
-      </w:r>
-      <w:r>
-        <w:br/>
-      </w:r>
-      <w:r>
-        <w:rPr>
-          <w:rStyle w:val="VerbatimChar"/>
-        </w:rPr>
-        <w:t xml:space="preserve">    ModeEnLigne --&gt; PlanificationGraphique : données récupérées et disponibles</w:t>
-      </w:r>
-      <w:r>
-        <w:br/>
-      </w:r>
-      <w:r>
-        <w:br/>
-      </w:r>
-      <w:r>
-        <w:rPr>
-          <w:rStyle w:val="VerbatimChar"/>
-        </w:rPr>
-        <w:t xml:space="preserve">    PlanificationGraphique --&gt; Bloque : paramètre manquant ou colonne absente</w:t>
-      </w:r>
-      <w:r>
-        <w:br/>
-      </w:r>
-      <w:r>
-        <w:rPr>
-          <w:rStyle w:val="VerbatimChar"/>
-        </w:rPr>
-        <w:t xml:space="preserve">    Bloque --&gt; PlanificationGraphique : utilisateur fournit l'information manquante</w:t>
-      </w:r>
-      <w:r>
-        <w:br/>
-      </w:r>
-      <w:r>
-        <w:br/>
-      </w:r>
-      <w:r>
-        <w:rPr>
-          <w:rStyle w:val="VerbatimChar"/>
-        </w:rPr>
-        <w:t xml:space="preserve">    PlanificationGraphique --&gt; Generation : contexte et colonnes validés</w:t>
-      </w:r>
-      <w:r>
-        <w:br/>
-      </w:r>
-      <w:r>
-        <w:rPr>
-          <w:rStyle w:val="VerbatimChar"/>
-        </w:rPr>
-        <w:t xml:space="preserve">    Generation --&gt; Bloque : colonne manquante détectée à la génération</w:t>
-      </w:r>
-      <w:r>
-        <w:br/>
-      </w:r>
-      <w:r>
-        <w:br/>
-      </w:r>
-      <w:r>
-        <w:rPr>
-          <w:rStyle w:val="VerbatimChar"/>
-        </w:rPr>
-        <w:t xml:space="preserve">    Generation --&gt; GraphiqueProduit : graphique généré avec succès</w:t>
-      </w:r>
-      <w:r>
-        <w:br/>
-      </w:r>
-      <w:r>
-        <w:rPr>
-          <w:rStyle w:val="VerbatimChar"/>
-        </w:rPr>
-        <w:t xml:space="preserve">    GraphiqueProduit --&gt; DonneesLocales : nouvelle demande</w:t>
-      </w:r>
-      <w:r>
-        <w:br/>
-      </w:r>
-      <w:r>
-        <w:rPr>
-          <w:rStyle w:val="VerbatimChar"/>
-        </w:rPr>
-        <w:t xml:space="preserve">    GraphiqueProduit --&gt; [*] : session terminée</w:t>
-      </w:r>
-      <w:r>
-        <w:br/>
-      </w:r>
-      <w:r>
-        <w:br/>
-      </w:r>
-      <w:r>
-        <w:rPr>
-          <w:rStyle w:val="VerbatimChar"/>
-        </w:rPr>
-        <w:t xml:space="preserve">    note right of DonneesLocales</w:t>
-      </w:r>
-      <w:r>
-        <w:br/>
-      </w:r>
-      <w:r>
-        <w:rPr>
-          <w:rStyle w:val="VerbatimChar"/>
-        </w:rPr>
-        <w:t xml:space="preserve">        L'assistant travaille avec</w:t>
-      </w:r>
-      <w:r>
-        <w:br/>
-      </w:r>
-      <w:r>
-        <w:rPr>
-          <w:rStyle w:val="VerbatimChar"/>
-        </w:rPr>
-        <w:t xml:space="preserve">        les fichiers déjà chargés</w:t>
-      </w:r>
-      <w:r>
-        <w:br/>
-      </w:r>
-      <w:r>
-        <w:rPr>
-          <w:rStyle w:val="VerbatimChar"/>
-        </w:rPr>
-        <w:t xml:space="preserve">        et le corpus documentaire local.</w:t>
-      </w:r>
-      <w:r>
-        <w:br/>
-      </w:r>
-      <w:r>
-        <w:rPr>
-          <w:rStyle w:val="VerbatimChar"/>
-        </w:rPr>
-        <w:t xml:space="preserve">    end note</w:t>
-      </w:r>
-      <w:r>
-        <w:br/>
-      </w:r>
-      <w:r>
-        <w:br/>
-      </w:r>
-      <w:r>
-        <w:rPr>
-          <w:rStyle w:val="VerbatimChar"/>
-        </w:rPr>
-        <w:t xml:space="preserve">    note right of Bloque</w:t>
-      </w:r>
-      <w:r>
-        <w:br/>
-      </w:r>
-      <w:r>
-        <w:rPr>
-          <w:rStyle w:val="VerbatimChar"/>
-        </w:rPr>
-        <w:t xml:space="preserve">        L'assistant explique toujours</w:t>
-      </w:r>
-      <w:r>
-        <w:br/>
-      </w:r>
-      <w:r>
-        <w:rPr>
-          <w:rStyle w:val="VerbatimChar"/>
-        </w:rPr>
-        <w:t xml:space="preserve">        ce qui bloque et ce qu'il</w:t>
-      </w:r>
-      <w:r>
-        <w:br/>
-      </w:r>
-      <w:r>
-        <w:rPr>
-          <w:rStyle w:val="VerbatimChar"/>
-        </w:rPr>
-        <w:t xml:space="preserve">        faut faire pour débloquer.</w:t>
-      </w:r>
-      <w:r>
-        <w:br/>
-      </w:r>
-      <w:r>
-        <w:rPr>
-          <w:rStyle w:val="VerbatimChar"/>
-        </w:rPr>
-        <w:t xml:space="preserve">    end note</w:t>
+        <w:pStyle w:val="FirstParagraph"/>
+      </w:pPr>
+      <w:r>
+        <w:drawing>
+          <wp:inline>
+            <wp:extent cx="5334000" cy="3619500"/>
+            <wp:effectExtent b="0" l="0" r="0" t="0"/>
+            <wp:docPr descr="" title="" id="27" name="Picture"/>
+            <a:graphic>
+              <a:graphicData uri="http://schemas.openxmlformats.org/drawingml/2006/picture">
+                <pic:pic>
+                  <pic:nvPicPr>
+                    <pic:cNvPr descr="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" id="28" name="Picture"/>
+                    <pic:cNvPicPr>
+                      <a:picLocks noChangeArrowheads="1" noChangeAspect="1"/>
+                    </pic:cNvPicPr>
+                  </pic:nvPicPr>
+                  <pic:blipFill>
+                    <a:blip r:embed="rId26"/>
+                    <a:stretch>
+                      <a:fillRect/>
+                    </a:stretch>
+                  </pic:blipFill>
+                  <pic:spPr bwMode="auto">
+                    <a:xfrm>
+                      <a:off x="0" y="0"/>
+                      <a:ext cx="5334000" cy="3619500"/>
+                    </a:xfrm>
+                    <a:prstGeom prst="rect">
+                      <a:avLst/>
+                    </a:prstGeom>
+                    <a:noFill/>
+                    <a:ln w="9525">
+                      <a:noFill/>
+                      <a:headEnd/>
+                      <a:tailEnd/>
+                    </a:ln>
+                  </pic:spPr>
+                </pic:pic>
+              </a:graphicData>
+            </a:graphic>
+          </wp:inline>
+        </w:drawing>
       </w:r>
     </w:p>
     <w:p>
@@ -2014,9 +1660,9 @@
         </w:pict>
       </w:r>
     </w:p>
-    <w:bookmarkEnd w:id="20"/>
-    <w:bookmarkEnd w:id="21"/>
-    <w:bookmarkStart w:id="24" w:name="utilisateurs"/>
+    <w:bookmarkEnd w:id="29"/>
+    <w:bookmarkEnd w:id="30"/>
+    <w:bookmarkStart w:id="36" w:name="utilisateurs"/>
     <w:p>
       <w:pPr>
         <w:pStyle w:val="Heading1"/>
@@ -2025,7 +1671,7 @@
         <w:t xml:space="preserve">3. Utilisateurs</w:t>
       </w:r>
     </w:p>
-    <w:bookmarkStart w:id="22" w:name="acteurs"/>
+    <w:bookmarkStart w:id="34" w:name="acteurs"/>
     <w:p>
       <w:pPr>
         <w:pStyle w:val="Heading2"/>
@@ -2036,35 +1682,53 @@
     </w:p>
     <w:p>
       <w:pPr>
-        <w:pStyle w:val="SourceCode"/>
-      </w:pPr>
-      <w:r>
-        <w:rPr>
-          <w:rStyle w:val="VerbatimChar"/>
-        </w:rPr>
-        <w:t xml:space="preserve">graph LR</w:t>
-      </w:r>
-      <w:r>
-        <w:br/>
-      </w:r>
-      <w:r>
-        <w:rPr>
-          <w:rStyle w:val="VerbatimChar"/>
-        </w:rPr>
-        <w:t xml:space="preserve">    P[Professeur] --&gt;|toutes les fonctions| A[Assistant graphique\ncopépodes]</w:t>
-      </w:r>
-      <w:r>
-        <w:br/>
-      </w:r>
-      <w:r>
-        <w:rPr>
-          <w:rStyle w:val="VerbatimChar"/>
-        </w:rPr>
-        <w:t xml:space="preserve">    E[Etudiant] --&gt;|fonctions de base| A</w:t>
-      </w:r>
-    </w:p>
-    <w:bookmarkEnd w:id="22"/>
-    <w:bookmarkStart w:id="23" w:name="droits-par-acteur"/>
+        <w:pStyle w:val="FirstParagraph"/>
+      </w:pPr>
+      <w:r>
+        <w:drawing>
+          <wp:inline>
+            <wp:extent cx="5334000" cy="1584824"/>
+            <wp:effectExtent b="0" l="0" r="0" t="0"/>
+            <wp:docPr descr="" title="" id="32" name="Picture"/>
+            <a:graphic>
+              <a:graphicData uri="http://schemas.openxmlformats.org/drawingml/2006/picture">
+                <pic:pic>
+                  <pic:nvPicPr>
+                    <pic:cNvPr descr="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" id="33" name="Picture"/>
+                    <pic:cNvPicPr>
+                      <a:picLocks noChangeArrowheads="1" noChangeAspect="1"/>
+                    </pic:cNvPicPr>
+                  </pic:nvPicPr>
+                  <pic:blipFill>
+                    <a:blip r:embed="rId31"/>
+                    <a:stretch>
+                      <a:fillRect/>
+                    </a:stretch>
+                  </pic:blipFill>
+                  <pic:spPr bwMode="auto">
+                    <a:xfrm>
+                      <a:off x="0" y="0"/>
+                      <a:ext cx="5334000" cy="1584824"/>
+                    </a:xfrm>
+                    <a:prstGeom prst="rect">
+                      <a:avLst/>
+                    </a:prstGeom>
+                    <a:noFill/>
+                    <a:ln w="9525">
+                      <a:noFill/>
+                      <a:headEnd/>
+                      <a:tailEnd/>
+                    </a:ln>
+                  </pic:spPr>
+                </pic:pic>
+              </a:graphicData>
+            </a:graphic>
+          </wp:inline>
+        </w:drawing>
+      </w:r>
+    </w:p>
+    <w:bookmarkEnd w:id="34"/>
+    <w:bookmarkStart w:id="35" w:name="droits-par-acteur"/>
     <w:p>
       <w:pPr>
         <w:pStyle w:val="Heading2"/>
@@ -2465,9 +2129,9 @@
         </w:pict>
       </w:r>
     </w:p>
-    <w:bookmarkEnd w:id="23"/>
-    <w:bookmarkEnd w:id="24"/>
-    <w:bookmarkStart w:id="31" w:name="use-cases"/>
+    <w:bookmarkEnd w:id="35"/>
+    <w:bookmarkEnd w:id="36"/>
+    <w:bookmarkStart w:id="55" w:name="use-cases"/>
     <w:p>
       <w:pPr>
         <w:pStyle w:val="Heading1"/>
@@ -2476,7 +2140,7 @@
         <w:t xml:space="preserve">4. Use Cases</w:t>
       </w:r>
     </w:p>
-    <w:bookmarkStart w:id="25" w:name="vue-densemble"/>
+    <w:bookmarkStart w:id="40" w:name="vue-densemble"/>
     <w:p>
       <w:pPr>
         <w:pStyle w:val="Heading2"/>
@@ -2487,254 +2151,53 @@
     </w:p>
     <w:p>
       <w:pPr>
-        <w:pStyle w:val="SourceCode"/>
-      </w:pPr>
-      <w:r>
-        <w:rPr>
-          <w:rStyle w:val="VerbatimChar"/>
-        </w:rPr>
-        <w:t xml:space="preserve">flowchart LR</w:t>
-      </w:r>
-      <w:r>
-        <w:br/>
-      </w:r>
-      <w:r>
-        <w:rPr>
-          <w:rStyle w:val="VerbatimChar"/>
-        </w:rPr>
-        <w:t xml:space="preserve">    subgraph P[Plateforme]</w:t>
-      </w:r>
-      <w:r>
-        <w:br/>
-      </w:r>
-      <w:r>
-        <w:rPr>
-          <w:rStyle w:val="VerbatimChar"/>
-        </w:rPr>
-        <w:t xml:space="preserve">        UC00[S'inscrire] --&gt; UC01[Se connecter] --&gt; UC02[Choisir le mode]</w:t>
-      </w:r>
-      <w:r>
-        <w:br/>
-      </w:r>
-      <w:r>
-        <w:rPr>
-          <w:rStyle w:val="VerbatimChar"/>
-        </w:rPr>
-        <w:t xml:space="preserve">    end</w:t>
-      </w:r>
-      <w:r>
-        <w:br/>
-      </w:r>
-      <w:r>
-        <w:rPr>
-          <w:rStyle w:val="VerbatimChar"/>
-        </w:rPr>
-        <w:t xml:space="preserve">    subgraph D[Donnees]</w:t>
-      </w:r>
-      <w:r>
-        <w:br/>
-      </w:r>
-      <w:r>
-        <w:rPr>
-          <w:rStyle w:val="VerbatimChar"/>
-        </w:rPr>
-        <w:t xml:space="preserve">        UC03[Charger] --&gt; UC05[Valider]</w:t>
-      </w:r>
-      <w:r>
-        <w:br/>
-      </w:r>
-      <w:r>
-        <w:rPr>
-          <w:rStyle w:val="VerbatimChar"/>
-        </w:rPr>
-        <w:t xml:space="preserve">        UC04[Source en ligne] --&gt; UC05</w:t>
-      </w:r>
-      <w:r>
-        <w:br/>
-      </w:r>
-      <w:r>
-        <w:rPr>
-          <w:rStyle w:val="VerbatimChar"/>
-        </w:rPr>
-        <w:t xml:space="preserve">        UC05 --&gt; UC06[Nettoyer]</w:t>
-      </w:r>
-      <w:r>
-        <w:br/>
-      </w:r>
-      <w:r>
-        <w:rPr>
-          <w:rStyle w:val="VerbatimChar"/>
-        </w:rPr>
-        <w:t xml:space="preserve">    end</w:t>
-      </w:r>
-      <w:r>
-        <w:br/>
-      </w:r>
-      <w:r>
-        <w:rPr>
-          <w:rStyle w:val="VerbatimChar"/>
-        </w:rPr>
-        <w:t xml:space="preserve">    subgraph G[Graphique]</w:t>
-      </w:r>
-      <w:r>
-        <w:br/>
-      </w:r>
-      <w:r>
-        <w:rPr>
-          <w:rStyle w:val="VerbatimChar"/>
-        </w:rPr>
-        <w:t xml:space="preserve">        UC07[Decrire contexte] --&gt; UC08[Valider contexte]</w:t>
-      </w:r>
-      <w:r>
-        <w:br/>
-      </w:r>
-      <w:r>
-        <w:rPr>
-          <w:rStyle w:val="VerbatimChar"/>
-        </w:rPr>
-        <w:t xml:space="preserve">        UC08 --&gt; UC09[Generer graphique]</w:t>
-      </w:r>
-      <w:r>
-        <w:br/>
-      </w:r>
-      <w:r>
-        <w:rPr>
-          <w:rStyle w:val="VerbatimChar"/>
-        </w:rPr>
-        <w:t xml:space="preserve">        UC09 --&gt; UC10[Distribution verticale]</w:t>
-      </w:r>
-      <w:r>
-        <w:br/>
-      </w:r>
-      <w:r>
-        <w:rPr>
-          <w:rStyle w:val="VerbatimChar"/>
-        </w:rPr>
-        <w:t xml:space="preserve">        UC09 --&gt; UC11[Spatio-temporel]</w:t>
-      </w:r>
-      <w:r>
-        <w:br/>
-      </w:r>
-      <w:r>
-        <w:rPr>
-          <w:rStyle w:val="VerbatimChar"/>
-        </w:rPr>
-        <w:t xml:space="preserve">        UC09 --&gt; UC12[Taxonomie]</w:t>
-      </w:r>
-      <w:r>
-        <w:br/>
-      </w:r>
-      <w:r>
-        <w:rPr>
-          <w:rStyle w:val="VerbatimChar"/>
-        </w:rPr>
-        <w:t xml:space="preserve">        UC09 --&gt; UC13[CTD]</w:t>
-      </w:r>
-      <w:r>
-        <w:br/>
-      </w:r>
-      <w:r>
-        <w:rPr>
-          <w:rStyle w:val="VerbatimChar"/>
-        </w:rPr>
-        <w:t xml:space="preserve">        UC09 --&gt; UC14[Lacunes]</w:t>
-      </w:r>
-      <w:r>
-        <w:br/>
-      </w:r>
-      <w:r>
-        <w:rPr>
-          <w:rStyle w:val="VerbatimChar"/>
-        </w:rPr>
-        <w:t xml:space="preserve">        UC09 --&gt; UC15[Variable derivee]</w:t>
-      </w:r>
-      <w:r>
-        <w:br/>
-      </w:r>
-      <w:r>
-        <w:rPr>
-          <w:rStyle w:val="VerbatimChar"/>
-        </w:rPr>
-        <w:t xml:space="preserve">    end</w:t>
-      </w:r>
-      <w:r>
-        <w:br/>
-      </w:r>
-      <w:r>
-        <w:rPr>
-          <w:rStyle w:val="VerbatimChar"/>
-        </w:rPr>
-        <w:t xml:space="preserve">    subgraph L[Livrables]</w:t>
-      </w:r>
-      <w:r>
-        <w:br/>
-      </w:r>
-      <w:r>
-        <w:rPr>
-          <w:rStyle w:val="VerbatimChar"/>
-        </w:rPr>
-        <w:t xml:space="preserve">        UC16[Resume session]</w:t>
-      </w:r>
-      <w:r>
-        <w:br/>
-      </w:r>
-      <w:r>
-        <w:rPr>
-          <w:rStyle w:val="VerbatimChar"/>
-        </w:rPr>
-        <w:t xml:space="preserve">        UC17[Livrable scientifique]</w:t>
-      </w:r>
-      <w:r>
-        <w:br/>
-      </w:r>
-      <w:r>
-        <w:rPr>
-          <w:rStyle w:val="VerbatimChar"/>
-        </w:rPr>
-        <w:t xml:space="preserve">    end</w:t>
-      </w:r>
-      <w:r>
-        <w:br/>
-      </w:r>
-      <w:r>
-        <w:br/>
-      </w:r>
-      <w:r>
-        <w:rPr>
-          <w:rStyle w:val="VerbatimChar"/>
-        </w:rPr>
-        <w:t xml:space="preserve">    UC02 --&gt; UC03</w:t>
-      </w:r>
-      <w:r>
-        <w:br/>
-      </w:r>
-      <w:r>
-        <w:rPr>
-          <w:rStyle w:val="VerbatimChar"/>
-        </w:rPr>
-        <w:t xml:space="preserve">    UC06 --&gt; UC07</w:t>
-      </w:r>
-      <w:r>
-        <w:br/>
-      </w:r>
-      <w:r>
-        <w:rPr>
-          <w:rStyle w:val="VerbatimChar"/>
-        </w:rPr>
-        <w:t xml:space="preserve">    UC09 --&gt; UC16</w:t>
-      </w:r>
-      <w:r>
-        <w:br/>
-      </w:r>
-      <w:r>
-        <w:rPr>
-          <w:rStyle w:val="VerbatimChar"/>
-        </w:rPr>
-        <w:t xml:space="preserve">    UC09 --&gt; UC17</w:t>
-      </w:r>
-    </w:p>
-    <w:bookmarkEnd w:id="25"/>
-    <w:bookmarkStart w:id="26" w:name="plateforme"/>
+        <w:pStyle w:val="FirstParagraph"/>
+      </w:pPr>
+      <w:r>
+        <w:drawing>
+          <wp:inline>
+            <wp:extent cx="5334000" cy="2238375"/>
+            <wp:effectExtent b="0" l="0" r="0" t="0"/>
+            <wp:docPr descr="" title="" id="38" name="Picture"/>
+            <a:graphic>
+              <a:graphicData uri="http://schemas.openxmlformats.org/drawingml/2006/picture">
+                <pic:pic>
+                  <pic:nvPicPr>
+                    <pic:cNvPr descr="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" id="39" name="Picture"/>
+                    <pic:cNvPicPr>
+                      <a:picLocks noChangeArrowheads="1" noChangeAspect="1"/>
+                    </pic:cNvPicPr>
+                  </pic:nvPicPr>
+                  <pic:blipFill>
+                    <a:blip r:embed="rId37"/>
+                    <a:stretch>
+                      <a:fillRect/>
+                    </a:stretch>
+                  </pic:blipFill>
+                  <pic:spPr bwMode="auto">
+                    <a:xfrm>
+                      <a:off x="0" y="0"/>
+                      <a:ext cx="5334000" cy="2238375"/>
+                    </a:xfrm>
+                    <a:prstGeom prst="rect">
+                      <a:avLst/>
+                    </a:prstGeom>
+                    <a:noFill/>
+                    <a:ln w="9525">
+                      <a:noFill/>
+                      <a:headEnd/>
+                      <a:tailEnd/>
+                    </a:ln>
+                  </pic:spPr>
+                </pic:pic>
+              </a:graphicData>
+            </a:graphic>
+          </wp:inline>
+        </w:drawing>
+      </w:r>
+    </w:p>
+    <w:bookmarkEnd w:id="40"/>
+    <w:bookmarkStart w:id="41" w:name="plateforme"/>
     <w:p>
       <w:pPr>
         <w:pStyle w:val="Heading2"/>
@@ -2908,8 +2371,8 @@
         </w:tc>
       </w:tr>
     </w:tbl>
-    <w:bookmarkEnd w:id="26"/>
-    <w:bookmarkStart w:id="27" w:name="gestion-des-données"/>
+    <w:bookmarkEnd w:id="41"/>
+    <w:bookmarkStart w:id="45" w:name="gestion-des-données"/>
     <w:p>
       <w:pPr>
         <w:pStyle w:val="Heading2"/>
@@ -2920,45 +2383,54 @@
     </w:p>
     <w:p>
       <w:pPr>
-        <w:pStyle w:val="SourceCode"/>
-      </w:pPr>
-      <w:r>
-        <w:rPr>
-          <w:rStyle w:val="VerbatimChar"/>
-        </w:rPr>
-        <w:t xml:space="preserve">flowchart LR</w:t>
-      </w:r>
-      <w:r>
-        <w:br/>
-      </w:r>
-      <w:r>
-        <w:rPr>
-          <w:rStyle w:val="VerbatimChar"/>
-        </w:rPr>
-        <w:t xml:space="preserve">    UC03[Charger des données] --&gt; UC05[Valider les données]</w:t>
-      </w:r>
-      <w:r>
-        <w:br/>
-      </w:r>
-      <w:r>
-        <w:rPr>
-          <w:rStyle w:val="VerbatimChar"/>
-        </w:rPr>
-        <w:t xml:space="preserve">    UC04[Interroger source\nen ligne] --&gt; UC05</w:t>
-      </w:r>
-      <w:r>
-        <w:br/>
-      </w:r>
-      <w:r>
-        <w:rPr>
-          <w:rStyle w:val="VerbatimChar"/>
-        </w:rPr>
-        <w:t xml:space="preserve">    UC05 --&gt; UC06[Nettoyer\nsi nécessaire]</w:t>
-      </w:r>
-    </w:p>
-    <w:p>
-      <w:pPr>
         <w:pStyle w:val="FirstParagraph"/>
+      </w:pPr>
+      <w:r>
+        <w:drawing>
+          <wp:inline>
+            <wp:extent cx="5334000" cy="1514103"/>
+            <wp:effectExtent b="0" l="0" r="0" t="0"/>
+            <wp:docPr descr="" title="" id="43" name="Picture"/>
+            <a:graphic>
+              <a:graphicData uri="http://schemas.openxmlformats.org/drawingml/2006/picture">
+                <pic:pic>
+                  <pic:nvPicPr>
+                    <pic:cNvPr descr="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" id="44" name="Picture"/>
+                    <pic:cNvPicPr>
+                      <a:picLocks noChangeArrowheads="1" noChangeAspect="1"/>
+                    </pic:cNvPicPr>
+                  </pic:nvPicPr>
+                  <pic:blipFill>
+                    <a:blip r:embed="rId42"/>
+                    <a:stretch>
+                      <a:fillRect/>
+                    </a:stretch>
+                  </pic:blipFill>
+                  <pic:spPr bwMode="auto">
+                    <a:xfrm>
+                      <a:off x="0" y="0"/>
+                      <a:ext cx="5334000" cy="1514103"/>
+                    </a:xfrm>
+                    <a:prstGeom prst="rect">
+                      <a:avLst/>
+                    </a:prstGeom>
+                    <a:noFill/>
+                    <a:ln w="9525">
+                      <a:noFill/>
+                      <a:headEnd/>
+                      <a:tailEnd/>
+                    </a:ln>
+                  </pic:spPr>
+                </pic:pic>
+              </a:graphicData>
+            </a:graphic>
+          </wp:inline>
+        </w:drawing>
+      </w:r>
+    </w:p>
+    <w:p>
+      <w:pPr>
+        <w:pStyle w:val="BodyText"/>
       </w:pPr>
       <w:r>
         <w:rPr>
@@ -3064,8 +2536,8 @@
         <w:t xml:space="preserve">— jamais sur les fichiers originaux.</w:t>
       </w:r>
     </w:p>
-    <w:bookmarkEnd w:id="27"/>
-    <w:bookmarkStart w:id="28" w:name="planification-graphique"/>
+    <w:bookmarkEnd w:id="45"/>
+    <w:bookmarkStart w:id="49" w:name="planification-graphique"/>
     <w:p>
       <w:pPr>
         <w:pStyle w:val="Heading2"/>
@@ -3076,36 +2548,54 @@
     </w:p>
     <w:p>
       <w:pPr>
-        <w:pStyle w:val="SourceCode"/>
-      </w:pPr>
-      <w:r>
-        <w:rPr>
-          <w:rStyle w:val="VerbatimChar"/>
-        </w:rPr>
-        <w:t xml:space="preserve">flowchart LR</w:t>
-      </w:r>
-      <w:r>
-        <w:br/>
-      </w:r>
-      <w:r>
-        <w:rPr>
-          <w:rStyle w:val="VerbatimChar"/>
-        </w:rPr>
-        <w:t xml:space="preserve">    UC07[Décrire le contexte\ndu graphique] --&gt; UC08[Valider la\nreformulation]</w:t>
-      </w:r>
-      <w:r>
-        <w:br/>
-      </w:r>
-      <w:r>
-        <w:rPr>
-          <w:rStyle w:val="VerbatimChar"/>
-        </w:rPr>
-        <w:t xml:space="preserve">    UC08 --&gt;|contexte validé| MA[Mode Analyse\nprêt]</w:t>
-      </w:r>
-    </w:p>
-    <w:p>
-      <w:pPr>
         <w:pStyle w:val="FirstParagraph"/>
+      </w:pPr>
+      <w:r>
+        <w:drawing>
+          <wp:inline>
+            <wp:extent cx="5334000" cy="606336"/>
+            <wp:effectExtent b="0" l="0" r="0" t="0"/>
+            <wp:docPr descr="" title="" id="47" name="Picture"/>
+            <a:graphic>
+              <a:graphicData uri="http://schemas.openxmlformats.org/drawingml/2006/picture">
+                <pic:pic>
+                  <pic:nvPicPr>
+                    <pic:cNvPr descr="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" id="48" name="Picture"/>
+                    <pic:cNvPicPr>
+                      <a:picLocks noChangeArrowheads="1" noChangeAspect="1"/>
+                    </pic:cNvPicPr>
+                  </pic:nvPicPr>
+                  <pic:blipFill>
+                    <a:blip r:embed="rId46"/>
+                    <a:stretch>
+                      <a:fillRect/>
+                    </a:stretch>
+                  </pic:blipFill>
+                  <pic:spPr bwMode="auto">
+                    <a:xfrm>
+                      <a:off x="0" y="0"/>
+                      <a:ext cx="5334000" cy="606336"/>
+                    </a:xfrm>
+                    <a:prstGeom prst="rect">
+                      <a:avLst/>
+                    </a:prstGeom>
+                    <a:noFill/>
+                    <a:ln w="9525">
+                      <a:noFill/>
+                      <a:headEnd/>
+                      <a:tailEnd/>
+                    </a:ln>
+                  </pic:spPr>
+                </pic:pic>
+              </a:graphicData>
+            </a:graphic>
+          </wp:inline>
+        </w:drawing>
+      </w:r>
+    </w:p>
+    <w:p>
+      <w:pPr>
+        <w:pStyle w:val="BodyText"/>
       </w:pPr>
       <w:r>
         <w:rPr>
@@ -3149,8 +2639,8 @@
         <w:t xml:space="preserve">L’assistant présente une reformulation structurée du contexte graphique. L’utilisateur valide ou corrige. Une fois validé, le contexte est verrouillé — l’assistant ne redemande pas ces informations pendant la génération.</w:t>
       </w:r>
     </w:p>
-    <w:bookmarkEnd w:id="28"/>
-    <w:bookmarkStart w:id="29" w:name="production-graphique"/>
+    <w:bookmarkEnd w:id="49"/>
+    <w:bookmarkStart w:id="53" w:name="production-graphique"/>
     <w:p>
       <w:pPr>
         <w:pStyle w:val="Heading2"/>
@@ -3161,72 +2651,54 @@
     </w:p>
     <w:p>
       <w:pPr>
-        <w:pStyle w:val="SourceCode"/>
-      </w:pPr>
-      <w:r>
-        <w:rPr>
-          <w:rStyle w:val="VerbatimChar"/>
-        </w:rPr>
-        <w:t xml:space="preserve">flowchart TD</w:t>
-      </w:r>
-      <w:r>
-        <w:br/>
-      </w:r>
-      <w:r>
-        <w:rPr>
-          <w:rStyle w:val="VerbatimChar"/>
-        </w:rPr>
-        <w:t xml:space="preserve">    A[Contexte validé] --&gt; B{Colonnes\ndisponibles ?}</w:t>
-      </w:r>
-      <w:r>
-        <w:br/>
-      </w:r>
-      <w:r>
-        <w:rPr>
-          <w:rStyle w:val="VerbatimChar"/>
-        </w:rPr>
-        <w:t xml:space="preserve">    B --&gt;|oui| C[Plan graphique\nespèce · colonnes · filtres · format]</w:t>
-      </w:r>
-      <w:r>
-        <w:br/>
-      </w:r>
-      <w:r>
-        <w:rPr>
-          <w:rStyle w:val="VerbatimChar"/>
-        </w:rPr>
-        <w:t xml:space="preserve">    C --&gt; D[Génération\nPython ou R]</w:t>
-      </w:r>
-      <w:r>
-        <w:br/>
-      </w:r>
-      <w:r>
-        <w:rPr>
-          <w:rStyle w:val="VerbatimChar"/>
-        </w:rPr>
-        <w:t xml:space="preserve">    D --&gt; E[Graphique statique\ntitre · axes · unités · source · limites]</w:t>
-      </w:r>
-      <w:r>
-        <w:br/>
-      </w:r>
-      <w:r>
-        <w:rPr>
-          <w:rStyle w:val="VerbatimChar"/>
-        </w:rPr>
-        <w:t xml:space="preserve">    E --&gt; F[Artefact sauvegardé\nPNG ou SVG]</w:t>
-      </w:r>
-      <w:r>
-        <w:br/>
-      </w:r>
-      <w:r>
-        <w:rPr>
-          <w:rStyle w:val="VerbatimChar"/>
-        </w:rPr>
-        <w:t xml:space="preserve">    B --&gt;|non| G[Blocage explicite\ngraphique demandé · colonnes manquantes · action]</w:t>
-      </w:r>
-    </w:p>
-    <w:p>
-      <w:pPr>
         <w:pStyle w:val="FirstParagraph"/>
+      </w:pPr>
+      <w:r>
+        <w:drawing>
+          <wp:inline>
+            <wp:extent cx="5334000" cy="5069504"/>
+            <wp:effectExtent b="0" l="0" r="0" t="0"/>
+            <wp:docPr descr="" title="" id="51" name="Picture"/>
+            <a:graphic>
+              <a:graphicData uri="http://schemas.openxmlformats.org/drawingml/2006/picture">
+                <pic:pic>
+                  <pic:nvPicPr>
+                    <pic:cNvPr descr="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" id="52" name="Picture"/>
+                    <pic:cNvPicPr>
+                      <a:picLocks noChangeArrowheads="1" noChangeAspect="1"/>
+                    </pic:cNvPicPr>
+                  </pic:nvPicPr>
+                  <pic:blipFill>
+                    <a:blip r:embed="rId50"/>
+                    <a:stretch>
+                      <a:fillRect/>
+                    </a:stretch>
+                  </pic:blipFill>
+                  <pic:spPr bwMode="auto">
+                    <a:xfrm>
+                      <a:off x="0" y="0"/>
+                      <a:ext cx="5334000" cy="5069504"/>
+                    </a:xfrm>
+                    <a:prstGeom prst="rect">
+                      <a:avLst/>
+                    </a:prstGeom>
+                    <a:noFill/>
+                    <a:ln w="9525">
+                      <a:noFill/>
+                      <a:headEnd/>
+                      <a:tailEnd/>
+                    </a:ln>
+                  </pic:spPr>
+                </pic:pic>
+              </a:graphicData>
+            </a:graphic>
+          </wp:inline>
+        </w:drawing>
+      </w:r>
+    </w:p>
+    <w:p>
+      <w:pPr>
+        <w:pStyle w:val="BodyText"/>
       </w:pPr>
       <w:r>
         <w:rPr>
@@ -3501,8 +2973,8 @@
         <w:t xml:space="preserve">Concentration (ind/m³), biomasse carbone (mg C/m²), longueur prosome, indice de plénitude lipidique. Méthode présentée (formule, colonnes requises, unités, limites) avant exécution. Aucun calcul si colonne obligatoire absente.</w:t>
       </w:r>
     </w:p>
-    <w:bookmarkEnd w:id="29"/>
-    <w:bookmarkStart w:id="30" w:name="livrables"/>
+    <w:bookmarkEnd w:id="53"/>
+    <w:bookmarkStart w:id="54" w:name="livrables"/>
     <w:p>
       <w:pPr>
         <w:pStyle w:val="Heading2"/>
@@ -3564,9 +3036,9 @@
         </w:pict>
       </w:r>
     </w:p>
-    <w:bookmarkEnd w:id="30"/>
-    <w:bookmarkEnd w:id="31"/>
-    <w:bookmarkStart w:id="35" w:name="sources-de-données"/>
+    <w:bookmarkEnd w:id="54"/>
+    <w:bookmarkEnd w:id="55"/>
+    <w:bookmarkStart w:id="65" w:name="sources-de-données"/>
     <w:p>
       <w:pPr>
         <w:pStyle w:val="Heading1"/>
@@ -3575,7 +3047,7 @@
         <w:t xml:space="preserve">5. Sources de données</w:t>
       </w:r>
     </w:p>
-    <w:bookmarkStart w:id="32" w:name="sources-disponibles"/>
+    <w:bookmarkStart w:id="56" w:name="sources-disponibles"/>
     <w:p>
       <w:pPr>
         <w:pStyle w:val="Heading2"/>
@@ -3883,8 +3355,8 @@
         <w:t xml:space="preserve">Amundsen CTD est prioritaire sur OGSL quand les deux couvrent le même besoin.</w:t>
       </w:r>
     </w:p>
-    <w:bookmarkEnd w:id="32"/>
-    <w:bookmarkStart w:id="33" w:name="schéma-de-jointure"/>
+    <w:bookmarkEnd w:id="56"/>
+    <w:bookmarkStart w:id="60" w:name="schéma-de-jointure"/>
     <w:p>
       <w:pPr>
         <w:pStyle w:val="Heading2"/>
@@ -3895,40 +3367,94 @@
     </w:p>
     <w:p>
       <w:pPr>
-        <w:pStyle w:val="SourceCode"/>
-      </w:pPr>
+        <w:pStyle w:val="FirstParagraph"/>
+      </w:pPr>
+      <w:r>
+        <w:drawing>
+          <wp:inline>
+            <wp:extent cx="5334000" cy="353785"/>
+            <wp:effectExtent b="0" l="0" r="0" t="0"/>
+            <wp:docPr descr="" title="" id="58" name="Picture"/>
+            <a:graphic>
+              <a:graphicData uri="http://schemas.openxmlformats.org/drawingml/2006/picture">
+                <pic:pic>
+                  <pic:nvPicPr>
+                    <pic:cNvPr descr="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" id="59" name="Picture"/>
+                    <pic:cNvPicPr>
+                      <a:picLocks noChangeArrowheads="1" noChangeAspect="1"/>
+                    </pic:cNvPicPr>
+                  </pic:nvPicPr>
+                  <pic:blipFill>
+                    <a:blip r:embed="rId57"/>
+                    <a:stretch>
+                      <a:fillRect/>
+                    </a:stretch>
+                  </pic:blipFill>
+                  <pic:spPr bwMode="auto">
+                    <a:xfrm>
+                      <a:off x="0" y="0"/>
+                      <a:ext cx="5334000" cy="353785"/>
+                    </a:xfrm>
+                    <a:prstGeom prst="rect">
+                      <a:avLst/>
+                    </a:prstGeom>
+                    <a:noFill/>
+                    <a:ln w="9525">
+                      <a:noFill/>
+                      <a:headEnd/>
+                      <a:tailEnd/>
+                    </a:ln>
+                  </pic:spPr>
+                </pic:pic>
+              </a:graphicData>
+            </a:graphic>
+          </wp:inline>
+        </w:drawing>
+      </w:r>
+    </w:p>
+    <w:p>
+      <w:pPr>
+        <w:pStyle w:val="BodyText"/>
+      </w:pPr>
+      <w:r>
+        <w:t xml:space="preserve">Clé principale :</w:t>
+      </w:r>
+      <w:r>
+        <w:t xml:space="preserve"> </w:t>
+      </w:r>
       <w:r>
         <w:rPr>
           <w:rStyle w:val="VerbatimChar"/>
         </w:rPr>
-        <w:t xml:space="preserve">graph LR</w:t>
-      </w:r>
-      <w:r>
-        <w:br/>
+        <w:t xml:space="preserve">obj_orig_id</w:t>
+      </w:r>
+      <w:r>
+        <w:t xml:space="preserve"> </w:t>
+      </w:r>
+      <w:r>
+        <w:t xml:space="preserve">→</w:t>
+      </w:r>
+      <w:r>
+        <w:t xml:space="preserve"> </w:t>
       </w:r>
       <w:r>
         <w:rPr>
           <w:rStyle w:val="VerbatimChar"/>
         </w:rPr>
-        <w:t xml:space="preserve">    E[EcoTaxa\nobj_orig_id] --&gt;|jointure| P[EcoPart\nprofile_id]</w:t>
-      </w:r>
-      <w:r>
-        <w:br/>
-      </w:r>
-      <w:r>
-        <w:rPr>
-          <w:rStyle w:val="VerbatimChar"/>
-        </w:rPr>
-        <w:t xml:space="preserve">    P --&gt;|profondeur · temps · position| C[Amundsen CTD\nou OGSL]</w:t>
-      </w:r>
-      <w:r>
-        <w:br/>
-      </w:r>
-      <w:r>
-        <w:rPr>
-          <w:rStyle w:val="VerbatimChar"/>
-        </w:rPr>
-        <w:t xml:space="preserve">    L[Fichier labo] --&gt;|colonnes inspectées à la volée| E</w:t>
+        <w:t xml:space="preserve">profile_id</w:t>
+      </w:r>
+      <w:r>
+        <w:t xml:space="preserve">. Toute jointure est documentée (clé, tolérance, pertes, qualité du rapprochement).</w:t>
+      </w:r>
+    </w:p>
+    <w:bookmarkEnd w:id="60"/>
+    <w:bookmarkStart w:id="64" w:name="accès-aux-sources-en-ligne"/>
+    <w:p>
+      <w:pPr>
+        <w:pStyle w:val="Heading2"/>
+      </w:pPr>
+      <w:r>
+        <w:t xml:space="preserve">5.3 Accès aux sources en ligne</w:t>
       </w:r>
     </w:p>
     <w:p>
@@ -3936,196 +3462,46 @@
         <w:pStyle w:val="FirstParagraph"/>
       </w:pPr>
       <w:r>
-        <w:t xml:space="preserve">Clé principale :</w:t>
-      </w:r>
-      <w:r>
-        <w:t xml:space="preserve"> </w:t>
-      </w:r>
-      <w:r>
-        <w:rPr>
-          <w:rStyle w:val="VerbatimChar"/>
-        </w:rPr>
-        <w:t xml:space="preserve">obj_orig_id</w:t>
-      </w:r>
-      <w:r>
-        <w:t xml:space="preserve"> </w:t>
-      </w:r>
-      <w:r>
-        <w:t xml:space="preserve">→</w:t>
-      </w:r>
-      <w:r>
-        <w:t xml:space="preserve"> </w:t>
-      </w:r>
-      <w:r>
-        <w:rPr>
-          <w:rStyle w:val="VerbatimChar"/>
-        </w:rPr>
-        <w:t xml:space="preserve">profile_id</w:t>
-      </w:r>
-      <w:r>
-        <w:t xml:space="preserve">. Toute jointure est documentée (clé, tolérance, pertes, qualité du rapprochement).</w:t>
-      </w:r>
-    </w:p>
-    <w:bookmarkEnd w:id="33"/>
-    <w:bookmarkStart w:id="34" w:name="accès-aux-sources-en-ligne"/>
-    <w:p>
-      <w:pPr>
-        <w:pStyle w:val="Heading2"/>
-      </w:pPr>
-      <w:r>
-        <w:t xml:space="preserve">5.3 Accès aux sources en ligne</w:t>
-      </w:r>
-    </w:p>
-    <w:p>
-      <w:pPr>
-        <w:pStyle w:val="SourceCode"/>
-      </w:pPr>
-      <w:r>
-        <w:rPr>
-          <w:rStyle w:val="VerbatimChar"/>
-        </w:rPr>
-        <w:t xml:space="preserve">graph TD</w:t>
-      </w:r>
-      <w:r>
-        <w:br/>
-      </w:r>
-      <w:r>
-        <w:rPr>
-          <w:rStyle w:val="VerbatimChar"/>
-        </w:rPr>
-        <w:t xml:space="preserve">    REQ[L'utilisateur demande\nune source externe] --&gt; CHECK{Mode En Ligne\nactivé pour cette source ?}</w:t>
-      </w:r>
-      <w:r>
-        <w:br/>
-      </w:r>
-      <w:r>
-        <w:br/>
-      </w:r>
-      <w:r>
-        <w:rPr>
-          <w:rStyle w:val="VerbatimChar"/>
-        </w:rPr>
-        <w:t xml:space="preserve">    CHECK --&gt;|Non| BLOQ[Blocage\nProposition d'activer ou charger\nun fichier local équivalent]</w:t>
-      </w:r>
-      <w:r>
-        <w:br/>
-      </w:r>
-      <w:r>
-        <w:br/>
-      </w:r>
-      <w:r>
-        <w:rPr>
-          <w:rStyle w:val="VerbatimChar"/>
-        </w:rPr>
-        <w:t xml:space="preserve">    CHECK --&gt;|EcoTaxa ou EcoPart| LIST[Liste des projets\nauxquels vous avez accès]</w:t>
-      </w:r>
-      <w:r>
-        <w:br/>
-      </w:r>
-      <w:r>
-        <w:rPr>
-          <w:rStyle w:val="VerbatimChar"/>
-        </w:rPr>
-        <w:t xml:space="preserve">    LIST --&gt; SELECT[Vous choisissez le projet]</w:t>
-      </w:r>
-      <w:r>
-        <w:br/>
-      </w:r>
-      <w:r>
-        <w:rPr>
-          <w:rStyle w:val="VerbatimChar"/>
-        </w:rPr>
-        <w:t xml:space="preserve">    SELECT --&gt; EXPORT[Récupération des données\nidentifiant dynamique - jamais codé en dur]</w:t>
-      </w:r>
-      <w:r>
-        <w:br/>
-      </w:r>
-      <w:r>
-        <w:rPr>
-          <w:rStyle w:val="VerbatimChar"/>
-        </w:rPr>
-        <w:t xml:space="preserve">    EXPORT --&gt; WAIT{Traitement\nen cours}</w:t>
-      </w:r>
-      <w:r>
-        <w:br/>
-      </w:r>
-      <w:r>
-        <w:rPr>
-          <w:rStyle w:val="VerbatimChar"/>
-        </w:rPr>
-        <w:t xml:space="preserve">    WAIT --&gt;|terminé| READY[Données disponibles\npour la planification graphique]</w:t>
-      </w:r>
-      <w:r>
-        <w:br/>
-      </w:r>
-      <w:r>
-        <w:rPr>
-          <w:rStyle w:val="VerbatimChar"/>
-        </w:rPr>
-        <w:t xml:space="preserve">    WAIT --&gt;|erreur| ERR[Message d'erreur\nsans exposer vos credentials]</w:t>
-      </w:r>
-      <w:r>
-        <w:br/>
-      </w:r>
-      <w:r>
-        <w:br/>
-      </w:r>
-      <w:r>
-        <w:rPr>
-          <w:rStyle w:val="VerbatimChar"/>
-        </w:rPr>
-        <w:t xml:space="preserve">    CHECK --&gt;|Amundsen CTD| AM[Requête ERDDAP\ndate · lat/lon · variables]</w:t>
-      </w:r>
-      <w:r>
-        <w:br/>
-      </w:r>
-      <w:r>
-        <w:rPr>
-          <w:rStyle w:val="VerbatimChar"/>
-        </w:rPr>
-        <w:t xml:space="preserve">    AM --&gt; READY</w:t>
-      </w:r>
-      <w:r>
-        <w:br/>
-      </w:r>
-      <w:r>
-        <w:br/>
-      </w:r>
-      <w:r>
-        <w:rPr>
-          <w:rStyle w:val="VerbatimChar"/>
-        </w:rPr>
-        <w:t xml:space="preserve">    CHECK --&gt;|OGSL| OG[Données régionales\ngolfe du Saint-Laurent]</w:t>
-      </w:r>
-      <w:r>
-        <w:br/>
-      </w:r>
-      <w:r>
-        <w:rPr>
-          <w:rStyle w:val="VerbatimChar"/>
-        </w:rPr>
-        <w:t xml:space="preserve">    OG --&gt; READY</w:t>
-      </w:r>
-      <w:r>
-        <w:br/>
-      </w:r>
-      <w:r>
-        <w:br/>
-      </w:r>
-      <w:r>
-        <w:rPr>
-          <w:rStyle w:val="VerbatimChar"/>
-        </w:rPr>
-        <w:t xml:space="preserve">    CHECK --&gt;|Bio-ORACLE| BO[Conditions environnementales\nactuelles ou futures]</w:t>
-      </w:r>
-      <w:r>
-        <w:br/>
-      </w:r>
-      <w:r>
-        <w:rPr>
-          <w:rStyle w:val="VerbatimChar"/>
-        </w:rPr>
-        <w:t xml:space="preserve">    BO --&gt; READY</w:t>
+        <w:drawing>
+          <wp:inline>
+            <wp:extent cx="5334000" cy="4429125"/>
+            <wp:effectExtent b="0" l="0" r="0" t="0"/>
+            <wp:docPr descr="" title="" id="62" name="Picture"/>
+            <a:graphic>
+              <a:graphicData uri="http://schemas.openxmlformats.org/drawingml/2006/picture">
+                <pic:pic>
+                  <pic:nvPicPr>
+                    <pic:cNvPr descr="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" id="63" name="Picture"/>
+                    <pic:cNvPicPr>
+                      <a:picLocks noChangeArrowheads="1" noChangeAspect="1"/>
+                    </pic:cNvPicPr>
+                  </pic:nvPicPr>
+                  <pic:blipFill>
+                    <a:blip r:embed="rId61"/>
+                    <a:stretch>
+                      <a:fillRect/>
+                    </a:stretch>
+                  </pic:blipFill>
+                  <pic:spPr bwMode="auto">
+                    <a:xfrm>
+                      <a:off x="0" y="0"/>
+                      <a:ext cx="5334000" cy="4429125"/>
+                    </a:xfrm>
+                    <a:prstGeom prst="rect">
+                      <a:avLst/>
+                    </a:prstGeom>
+                    <a:noFill/>
+                    <a:ln w="9525">
+                      <a:noFill/>
+                      <a:headEnd/>
+                      <a:tailEnd/>
+                    </a:ln>
+                  </pic:spPr>
+                </pic:pic>
+              </a:graphicData>
+            </a:graphic>
+          </wp:inline>
+        </w:drawing>
       </w:r>
     </w:p>
     <w:p>
@@ -4135,9 +3511,9 @@
         </w:pict>
       </w:r>
     </w:p>
-    <w:bookmarkEnd w:id="34"/>
-    <w:bookmarkEnd w:id="35"/>
-    <w:bookmarkStart w:id="40" w:name="exigences-fonctionnelles"/>
+    <w:bookmarkEnd w:id="64"/>
+    <w:bookmarkEnd w:id="65"/>
+    <w:bookmarkStart w:id="70" w:name="exigences-fonctionnelles"/>
     <w:p>
       <w:pPr>
         <w:pStyle w:val="Heading1"/>
@@ -4154,7 +3530,7 @@
         <w:t xml:space="preserve">Les exigences suivantes découlent directement des use cases. Chaque exigence est traçable à une contrainte agent (CT-AG-XX).</w:t>
       </w:r>
     </w:p>
-    <w:bookmarkStart w:id="36" w:name="données-et-sources"/>
+    <w:bookmarkStart w:id="66" w:name="données-et-sources"/>
     <w:p>
       <w:pPr>
         <w:pStyle w:val="Heading2"/>
@@ -4529,8 +3905,8 @@
         </w:tc>
       </w:tr>
     </w:tbl>
-    <w:bookmarkEnd w:id="36"/>
-    <w:bookmarkStart w:id="37" w:name="planification-et-génération-graphique"/>
+    <w:bookmarkEnd w:id="66"/>
+    <w:bookmarkStart w:id="67" w:name="planification-et-génération-graphique"/>
     <w:p>
       <w:pPr>
         <w:pStyle w:val="Heading2"/>
@@ -4870,8 +4246,8 @@
         </w:tc>
       </w:tr>
     </w:tbl>
-    <w:bookmarkEnd w:id="37"/>
-    <w:bookmarkStart w:id="38" w:name="qualité-et-traçabilité"/>
+    <w:bookmarkEnd w:id="67"/>
+    <w:bookmarkStart w:id="68" w:name="qualité-et-traçabilité"/>
     <w:p>
       <w:pPr>
         <w:pStyle w:val="Heading2"/>
@@ -5141,8 +4517,8 @@
         </w:tc>
       </w:tr>
     </w:tbl>
-    <w:bookmarkEnd w:id="38"/>
-    <w:bookmarkStart w:id="39" w:name="interface"/>
+    <w:bookmarkEnd w:id="68"/>
+    <w:bookmarkStart w:id="69" w:name="interface"/>
     <w:p>
       <w:pPr>
         <w:pStyle w:val="Heading2"/>
@@ -5349,9 +4725,9 @@
         </w:pict>
       </w:r>
     </w:p>
-    <w:bookmarkEnd w:id="39"/>
-    <w:bookmarkEnd w:id="40"/>
-    <w:bookmarkStart w:id="41" w:name="exigences-non-fonctionnelles"/>
+    <w:bookmarkEnd w:id="69"/>
+    <w:bookmarkEnd w:id="70"/>
+    <w:bookmarkStart w:id="71" w:name="exigences-non-fonctionnelles"/>
     <w:p>
       <w:pPr>
         <w:pStyle w:val="Heading1"/>
@@ -5688,8 +5064,8 @@
         </w:pict>
       </w:r>
     </w:p>
-    <w:bookmarkEnd w:id="41"/>
-    <w:bookmarkStart w:id="42" w:name="ce-qui-est-hors-périmètre-v1"/>
+    <w:bookmarkEnd w:id="71"/>
+    <w:bookmarkStart w:id="72" w:name="ce-qui-est-hors-périmètre-v1"/>
     <w:p>
       <w:pPr>
         <w:pStyle w:val="Heading1"/>
@@ -5801,8 +5177,8 @@
         </w:pict>
       </w:r>
     </w:p>
-    <w:bookmarkEnd w:id="42"/>
-    <w:bookmarkStart w:id="46" w:name="contraintes-transversales"/>
+    <w:bookmarkEnd w:id="72"/>
+    <w:bookmarkStart w:id="76" w:name="contraintes-transversales"/>
     <w:p>
       <w:pPr>
         <w:pStyle w:val="Heading1"/>
@@ -5829,7 +5205,7 @@
         <w:t xml:space="preserve">cette section est une référence complète, pas à lire linéairement. Consultez-la quand vous cherchez le comportement attendu dans une situation précise.</w:t>
       </w:r>
     </w:p>
-    <w:bookmarkStart w:id="43" w:name="données-et-sources-1"/>
+    <w:bookmarkStart w:id="73" w:name="données-et-sources-1"/>
     <w:p>
       <w:pPr>
         <w:pStyle w:val="Heading2"/>
@@ -6114,8 +5490,8 @@
         <w:t xml:space="preserve">Téléchargement limité à ce qui est nécessaire. Inspection des métadonnées avant téléchargement ; validation demandée avant une récupération lourde.</w:t>
       </w:r>
     </w:p>
-    <w:bookmarkEnd w:id="43"/>
-    <w:bookmarkStart w:id="44" w:name="qualité-scientifique"/>
+    <w:bookmarkEnd w:id="73"/>
+    <w:bookmarkStart w:id="74" w:name="qualité-scientifique"/>
     <w:p>
       <w:pPr>
         <w:pStyle w:val="Heading2"/>
@@ -6286,8 +5662,8 @@
         <w:t xml:space="preserve">Avant d’afficher un résultat, l’assistant vérifie que les chiffres et affirmations sont cohérents avec les données sources.</w:t>
       </w:r>
     </w:p>
-    <w:bookmarkEnd w:id="44"/>
-    <w:bookmarkStart w:id="45" w:name="interface-et-comportement"/>
+    <w:bookmarkEnd w:id="74"/>
+    <w:bookmarkStart w:id="75" w:name="interface-et-comportement"/>
     <w:p>
       <w:pPr>
         <w:pStyle w:val="Heading2"/>
@@ -6571,9 +5947,9 @@
         </w:pict>
       </w:r>
     </w:p>
-    <w:bookmarkEnd w:id="45"/>
-    <w:bookmarkEnd w:id="46"/>
-    <w:bookmarkStart w:id="47" w:name="glossaire"/>
+    <w:bookmarkEnd w:id="75"/>
+    <w:bookmarkEnd w:id="76"/>
+    <w:bookmarkStart w:id="77" w:name="glossaire"/>
     <w:p>
       <w:pPr>
         <w:pStyle w:val="Heading1"/>
@@ -7181,7 +6557,7 @@
         </w:tc>
       </w:tr>
     </w:tbl>
-    <w:bookmarkEnd w:id="47"/>
+    <w:bookmarkEnd w:id="77"/>
     <w:sectPr>
       <w:footnotePr>
         <w:numRestart w:val="eachSect"/>

--- a/docs/PRD_IDEA_copepod.docx
+++ b/docs/PRD_IDEA_copepod.docx
@@ -52,7 +52,7 @@
         </w:p>
       </w:sdtContent>
     </w:sdt>
-    <w:bookmarkStart w:id="30" w:name="assistant-graphique-copépodes-prd"/>
+    <w:bookmarkStart w:id="32" w:name="assistant-graphique-copépodes-prd"/>
     <w:p>
       <w:pPr>
         <w:pStyle w:val="Heading1"/>
@@ -150,7 +150,7 @@
               <w:pStyle w:val="Compact"/>
             </w:pPr>
             <w:r>
-              <w:t xml:space="preserve">Approuvé — prêt pour implémentation</w:t>
+              <w:t xml:space="preserve">Partiellement Approuvé</w:t>
             </w:r>
           </w:p>
         </w:tc>
@@ -191,7 +191,297 @@
         </w:pict>
       </w:r>
     </w:p>
-    <w:bookmarkStart w:id="9" w:name="historique-des-versions"/>
+    <w:bookmarkStart w:id="9" w:name="à-propos-de-ce-document"/>
+    <w:p>
+      <w:pPr>
+        <w:pStyle w:val="Heading2"/>
+      </w:pPr>
+      <w:r>
+        <w:t xml:space="preserve">À propos de ce document</w:t>
+      </w:r>
+    </w:p>
+    <w:p>
+      <w:pPr>
+        <w:pStyle w:val="FirstParagraph"/>
+      </w:pPr>
+      <w:r>
+        <w:t xml:space="preserve">Ce document décrit les exigences produit de l’assistant graphique copépodes — un profil de la plateforme IDEA (Université d’Hawaii) adapté aux données marines de NeoLab (Université Laval).</w:t>
+      </w:r>
+    </w:p>
+    <w:p>
+      <w:pPr>
+        <w:pStyle w:val="BodyText"/>
+      </w:pPr>
+      <w:r>
+        <w:t xml:space="preserve">Il s’adresse aux chercheurs NeoLab qui utiliseront l’outil, aux développeurs qui l’implémentent, et à toute personne qui veut comprendre ce que l’assistant fait, pour qui, et selon quelles règles.</w:t>
+      </w:r>
+    </w:p>
+    <w:p>
+      <w:pPr>
+        <w:pStyle w:val="BodyText"/>
+      </w:pPr>
+      <w:r>
+        <w:t xml:space="preserve">Il ne décrit pas comment le système est construit techniquement — pour ça, voir</w:t>
+      </w:r>
+      <w:r>
+        <w:t xml:space="preserve"> </w:t>
+      </w:r>
+      <w:r>
+        <w:rPr>
+          <w:rStyle w:val="VerbatimChar"/>
+        </w:rPr>
+        <w:t xml:space="preserve">ARCHITECTURE.md</w:t>
+      </w:r>
+      <w:r>
+        <w:t xml:space="preserve"> </w:t>
+      </w:r>
+      <w:r>
+        <w:t xml:space="preserve">et</w:t>
+      </w:r>
+      <w:r>
+        <w:t xml:space="preserve"> </w:t>
+      </w:r>
+      <w:r>
+        <w:rPr>
+          <w:rStyle w:val="VerbatimChar"/>
+        </w:rPr>
+        <w:t xml:space="preserve">docs/adr/</w:t>
+      </w:r>
+      <w:r>
+        <w:t xml:space="preserve">.</w:t>
+      </w:r>
+    </w:p>
+    <w:p>
+      <w:r>
+        <w:pict>
+          <v:rect style="width:0;height:1.5pt" o:hralign="center" o:hrstd="t" o:hr="t"/>
+        </w:pict>
+      </w:r>
+    </w:p>
+    <w:bookmarkEnd w:id="9"/>
+    <w:bookmarkStart w:id="10" w:name="table-des-matières"/>
+    <w:p>
+      <w:pPr>
+        <w:pStyle w:val="Heading2"/>
+      </w:pPr>
+      <w:r>
+        <w:t xml:space="preserve">Table des matières</w:t>
+      </w:r>
+    </w:p>
+    <w:p>
+      <w:pPr>
+        <w:pStyle w:val="Compact"/>
+        <w:numPr>
+          <w:ilvl w:val="0"/>
+          <w:numId w:val="1001"/>
+        </w:numPr>
+      </w:pPr>
+      <w:hyperlink w:anchor="Xea270ad136faec18c8609ec1f8481c1470689ad">
+        <w:r>
+          <w:rPr>
+            <w:rStyle w:val="Hyperlink"/>
+          </w:rPr>
+          <w:t xml:space="preserve">Problème</w:t>
+        </w:r>
+      </w:hyperlink>
+    </w:p>
+    <w:p>
+      <w:pPr>
+        <w:pStyle w:val="Compact"/>
+        <w:numPr>
+          <w:ilvl w:val="0"/>
+          <w:numId w:val="1001"/>
+        </w:numPr>
+      </w:pPr>
+      <w:hyperlink w:anchor="Xadce8170af5008d00a9c78edf5998b8e0c5ecd7">
+        <w:r>
+          <w:rPr>
+            <w:rStyle w:val="Hyperlink"/>
+          </w:rPr>
+          <w:t xml:space="preserve">Solution</w:t>
+        </w:r>
+      </w:hyperlink>
+    </w:p>
+    <w:p>
+      <w:pPr>
+        <w:pStyle w:val="Compact"/>
+        <w:numPr>
+          <w:ilvl w:val="0"/>
+          <w:numId w:val="1001"/>
+        </w:numPr>
+      </w:pPr>
+      <w:hyperlink w:anchor="Xbae214aa2a2179375f28190edbdff0403bafa71">
+        <w:r>
+          <w:rPr>
+            <w:rStyle w:val="Hyperlink"/>
+          </w:rPr>
+          <w:t xml:space="preserve">Acteur</w:t>
+        </w:r>
+      </w:hyperlink>
+    </w:p>
+    <w:p>
+      <w:pPr>
+        <w:pStyle w:val="Compact"/>
+        <w:numPr>
+          <w:ilvl w:val="0"/>
+          <w:numId w:val="1001"/>
+        </w:numPr>
+      </w:pPr>
+      <w:hyperlink w:anchor="X1e6b27d9069da3872bb90854ab0667a1d040223">
+        <w:r>
+          <w:rPr>
+            <w:rStyle w:val="Hyperlink"/>
+          </w:rPr>
+          <w:t xml:space="preserve">Vue d’ensemble</w:t>
+        </w:r>
+      </w:hyperlink>
+    </w:p>
+    <w:p>
+      <w:pPr>
+        <w:pStyle w:val="Compact"/>
+        <w:numPr>
+          <w:ilvl w:val="1"/>
+          <w:numId w:val="1002"/>
+        </w:numPr>
+      </w:pPr>
+      <w:r>
+        <w:t xml:space="preserve">4.1</w:t>
+      </w:r>
+      <w:r>
+        <w:t xml:space="preserve"> </w:t>
+      </w:r>
+      <w:hyperlink w:anchor="X8a0669582fc380effc8a4be61c6a2d48895e27b">
+        <w:r>
+          <w:rPr>
+            <w:rStyle w:val="Hyperlink"/>
+          </w:rPr>
+          <w:t xml:space="preserve">Modes de travail</w:t>
+        </w:r>
+      </w:hyperlink>
+    </w:p>
+    <w:p>
+      <w:pPr>
+        <w:pStyle w:val="Compact"/>
+        <w:numPr>
+          <w:ilvl w:val="1"/>
+          <w:numId w:val="1002"/>
+        </w:numPr>
+      </w:pPr>
+      <w:r>
+        <w:t xml:space="preserve">4.2</w:t>
+      </w:r>
+      <w:r>
+        <w:t xml:space="preserve"> </w:t>
+      </w:r>
+      <w:hyperlink w:anchor="Xce6c3238d8216e5b20cf9b15a7019222922bc4e">
+        <w:r>
+          <w:rPr>
+            <w:rStyle w:val="Hyperlink"/>
+          </w:rPr>
+          <w:t xml:space="preserve">Cycle de vie d’une session</w:t>
+        </w:r>
+      </w:hyperlink>
+    </w:p>
+    <w:p>
+      <w:pPr>
+        <w:pStyle w:val="Compact"/>
+        <w:numPr>
+          <w:ilvl w:val="1"/>
+          <w:numId w:val="1002"/>
+        </w:numPr>
+      </w:pPr>
+      <w:r>
+        <w:t xml:space="preserve">4.3</w:t>
+      </w:r>
+      <w:r>
+        <w:t xml:space="preserve"> </w:t>
+      </w:r>
+      <w:hyperlink w:anchor="Xb332268f814a846f79f7cdb84a1c71dfe7f9cd6">
+        <w:r>
+          <w:rPr>
+            <w:rStyle w:val="Hyperlink"/>
+          </w:rPr>
+          <w:t xml:space="preserve">Use Cases</w:t>
+        </w:r>
+      </w:hyperlink>
+    </w:p>
+    <w:p>
+      <w:pPr>
+        <w:pStyle w:val="Compact"/>
+        <w:numPr>
+          <w:ilvl w:val="0"/>
+          <w:numId w:val="1001"/>
+        </w:numPr>
+      </w:pPr>
+      <w:hyperlink w:anchor="Xe4213d390c8ef336a87ec2f264d57d13d18c189">
+        <w:r>
+          <w:rPr>
+            <w:rStyle w:val="Hyperlink"/>
+          </w:rPr>
+          <w:t xml:space="preserve">Use Cases détaillés</w:t>
+        </w:r>
+      </w:hyperlink>
+    </w:p>
+    <w:p>
+      <w:pPr>
+        <w:pStyle w:val="Compact"/>
+        <w:numPr>
+          <w:ilvl w:val="0"/>
+          <w:numId w:val="1001"/>
+        </w:numPr>
+      </w:pPr>
+      <w:hyperlink w:anchor="X08449514ab73b0c4d2b698ada117d535e46537d">
+        <w:r>
+          <w:rPr>
+            <w:rStyle w:val="Hyperlink"/>
+          </w:rPr>
+          <w:t xml:space="preserve">Sources de données</w:t>
+        </w:r>
+      </w:hyperlink>
+    </w:p>
+    <w:p>
+      <w:pPr>
+        <w:pStyle w:val="Compact"/>
+        <w:numPr>
+          <w:ilvl w:val="0"/>
+          <w:numId w:val="1001"/>
+        </w:numPr>
+      </w:pPr>
+      <w:hyperlink w:anchor="X04f1be6e1e7b62f67ecc99acc331dff7049a0e6">
+        <w:r>
+          <w:rPr>
+            <w:rStyle w:val="Hyperlink"/>
+          </w:rPr>
+          <w:t xml:space="preserve">Contraintes</w:t>
+        </w:r>
+      </w:hyperlink>
+    </w:p>
+    <w:p>
+      <w:pPr>
+        <w:pStyle w:val="Compact"/>
+        <w:numPr>
+          <w:ilvl w:val="0"/>
+          <w:numId w:val="1001"/>
+        </w:numPr>
+      </w:pPr>
+      <w:hyperlink w:anchor="Xe87de9b304e11bab12386f047bc4268856aae02">
+        <w:r>
+          <w:rPr>
+            <w:rStyle w:val="Hyperlink"/>
+          </w:rPr>
+          <w:t xml:space="preserve">Glossaire</w:t>
+        </w:r>
+      </w:hyperlink>
+    </w:p>
+    <w:p>
+      <w:r>
+        <w:pict>
+          <v:rect style="width:0;height:1.5pt" o:hralign="center" o:hrstd="t" o:hr="t"/>
+        </w:pict>
+      </w:r>
+    </w:p>
+    <w:bookmarkEnd w:id="10"/>
+    <w:bookmarkStart w:id="11" w:name="historique-des-versions"/>
     <w:p>
       <w:pPr>
         <w:pStyle w:val="Heading2"/>
@@ -328,8 +618,8 @@
         </w:pict>
       </w:r>
     </w:p>
-    <w:bookmarkEnd w:id="9"/>
-    <w:bookmarkStart w:id="10" w:name="problème"/>
+    <w:bookmarkEnd w:id="11"/>
+    <w:bookmarkStart w:id="12" w:name="problème"/>
     <w:p>
       <w:pPr>
         <w:pStyle w:val="Heading2"/>
@@ -353,8 +643,8 @@
         </w:pict>
       </w:r>
     </w:p>
-    <w:bookmarkEnd w:id="10"/>
-    <w:bookmarkStart w:id="11" w:name="solution"/>
+    <w:bookmarkEnd w:id="12"/>
+    <w:bookmarkStart w:id="13" w:name="solution"/>
     <w:p>
       <w:pPr>
         <w:pStyle w:val="Heading2"/>
@@ -392,7 +682,7 @@
         <w:pStyle w:val="Compact"/>
         <w:numPr>
           <w:ilvl w:val="0"/>
-          <w:numId w:val="1001"/>
+          <w:numId w:val="1003"/>
         </w:numPr>
       </w:pPr>
       <w:r>
@@ -414,7 +704,7 @@
         <w:pStyle w:val="Compact"/>
         <w:numPr>
           <w:ilvl w:val="0"/>
-          <w:numId w:val="1001"/>
+          <w:numId w:val="1003"/>
         </w:numPr>
       </w:pPr>
       <w:r>
@@ -436,7 +726,7 @@
         <w:pStyle w:val="Compact"/>
         <w:numPr>
           <w:ilvl w:val="0"/>
-          <w:numId w:val="1001"/>
+          <w:numId w:val="1003"/>
         </w:numPr>
       </w:pPr>
       <w:r>
@@ -468,8 +758,8 @@
         </w:pict>
       </w:r>
     </w:p>
-    <w:bookmarkEnd w:id="11"/>
-    <w:bookmarkStart w:id="12" w:name="acteur"/>
+    <w:bookmarkEnd w:id="13"/>
+    <w:bookmarkStart w:id="14" w:name="acteur"/>
     <w:p>
       <w:pPr>
         <w:pStyle w:val="Heading2"/>
@@ -503,8 +793,8 @@
         </w:pict>
       </w:r>
     </w:p>
-    <w:bookmarkEnd w:id="12"/>
-    <w:bookmarkStart w:id="25" w:name="vue-densemble"/>
+    <w:bookmarkEnd w:id="14"/>
+    <w:bookmarkStart w:id="27" w:name="vue-densemble"/>
     <w:p>
       <w:pPr>
         <w:pStyle w:val="Heading2"/>
@@ -513,7 +803,7 @@
         <w:t xml:space="preserve">4. Vue d’ensemble</w:t>
       </w:r>
     </w:p>
-    <w:bookmarkStart w:id="16" w:name="modes-de-travail"/>
+    <w:bookmarkStart w:id="18" w:name="modes-de-travail"/>
     <w:p>
       <w:pPr>
         <w:pStyle w:val="Heading3"/>
@@ -531,18 +821,18 @@
           <wp:inline>
             <wp:extent cx="5334000" cy="2299607"/>
             <wp:effectExtent b="0" l="0" r="0" t="0"/>
-            <wp:docPr descr="" title="" id="14" name="Picture"/>
+            <wp:docPr descr="" title="" id="16" name="Picture"/>
             <a:graphic>
               <a:graphicData uri="http://schemas.openxmlformats.org/drawingml/2006/picture">
                 <pic:pic>
                   <pic:nvPicPr>
-                    <pic:cNvPr descr="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" id="15" name="Picture"/>
+                    <pic:cNvPr descr="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" id="17" name="Picture"/>
                     <pic:cNvPicPr>
                       <a:picLocks noChangeArrowheads="1" noChangeAspect="1"/>
                     </pic:cNvPicPr>
                   </pic:nvPicPr>
                   <pic:blipFill>
-                    <a:blip r:embed="rId13"/>
+                    <a:blip r:embed="rId15"/>
                     <a:stretch>
                       <a:fillRect/>
                     </a:stretch>
@@ -569,8 +859,8 @@
         </w:drawing>
       </w:r>
     </w:p>
-    <w:bookmarkEnd w:id="16"/>
-    <w:bookmarkStart w:id="20" w:name="cycle-de-vie-dune-session"/>
+    <w:bookmarkEnd w:id="18"/>
+    <w:bookmarkStart w:id="22" w:name="cycle-de-vie-dune-session"/>
     <w:p>
       <w:pPr>
         <w:pStyle w:val="Heading3"/>
@@ -588,18 +878,18 @@
           <wp:inline>
             <wp:extent cx="5334000" cy="653722"/>
             <wp:effectExtent b="0" l="0" r="0" t="0"/>
-            <wp:docPr descr="" title="" id="18" name="Picture"/>
+            <wp:docPr descr="" title="" id="20" name="Picture"/>
             <a:graphic>
               <a:graphicData uri="http://schemas.openxmlformats.org/drawingml/2006/picture">
                 <pic:pic>
                   <pic:nvPicPr>
-                    <pic:cNvPr descr="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" id="19" name="Picture"/>
+                    <pic:cNvPr descr="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" id="21" name="Picture"/>
                     <pic:cNvPicPr>
                       <a:picLocks noChangeArrowheads="1" noChangeAspect="1"/>
                     </pic:cNvPicPr>
                   </pic:nvPicPr>
                   <pic:blipFill>
-                    <a:blip r:embed="rId17"/>
+                    <a:blip r:embed="rId19"/>
                     <a:stretch>
                       <a:fillRect/>
                     </a:stretch>
@@ -626,8 +916,8 @@
         </w:drawing>
       </w:r>
     </w:p>
-    <w:bookmarkEnd w:id="20"/>
-    <w:bookmarkStart w:id="24" w:name="use-cases"/>
+    <w:bookmarkEnd w:id="22"/>
+    <w:bookmarkStart w:id="26" w:name="use-cases"/>
     <w:p>
       <w:pPr>
         <w:pStyle w:val="Heading3"/>
@@ -645,18 +935,18 @@
           <wp:inline>
             <wp:extent cx="5334000" cy="3741964"/>
             <wp:effectExtent b="0" l="0" r="0" t="0"/>
-            <wp:docPr descr="" title="" id="22" name="Picture"/>
+            <wp:docPr descr="" title="" id="24" name="Picture"/>
             <a:graphic>
               <a:graphicData uri="http://schemas.openxmlformats.org/drawingml/2006/picture">
                 <pic:pic>
                   <pic:nvPicPr>
-                    <pic:cNvPr descr="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" id="23" name="Picture"/>
+                    <pic:cNvPr descr="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" id="25" name="Picture"/>
                     <pic:cNvPicPr>
                       <a:picLocks noChangeArrowheads="1" noChangeAspect="1"/>
                     </pic:cNvPicPr>
                   </pic:nvPicPr>
                   <pic:blipFill>
-                    <a:blip r:embed="rId21"/>
+                    <a:blip r:embed="rId23"/>
                     <a:stretch>
                       <a:fillRect/>
                     </a:stretch>
@@ -690,9 +980,9 @@
         </w:pict>
       </w:r>
     </w:p>
-    <w:bookmarkEnd w:id="24"/>
-    <w:bookmarkEnd w:id="25"/>
-    <w:bookmarkStart w:id="26" w:name="use-cases-1"/>
+    <w:bookmarkEnd w:id="26"/>
+    <w:bookmarkEnd w:id="27"/>
+    <w:bookmarkStart w:id="28" w:name="use-cases-1"/>
     <w:p>
       <w:pPr>
         <w:pStyle w:val="Heading2"/>
@@ -1062,8 +1352,8 @@
         </w:pict>
       </w:r>
     </w:p>
-    <w:bookmarkEnd w:id="26"/>
-    <w:bookmarkStart w:id="27" w:name="sources-de-données"/>
+    <w:bookmarkEnd w:id="28"/>
+    <w:bookmarkStart w:id="29" w:name="sources-de-données"/>
     <w:p>
       <w:pPr>
         <w:pStyle w:val="Heading2"/>
@@ -1372,8 +1662,8 @@
         </w:pict>
       </w:r>
     </w:p>
-    <w:bookmarkEnd w:id="27"/>
-    <w:bookmarkStart w:id="28" w:name="contraintes"/>
+    <w:bookmarkEnd w:id="29"/>
+    <w:bookmarkStart w:id="30" w:name="contraintes"/>
     <w:p>
       <w:pPr>
         <w:pStyle w:val="Heading2"/>
@@ -2124,8 +2414,8 @@
         </w:pict>
       </w:r>
     </w:p>
-    <w:bookmarkEnd w:id="28"/>
-    <w:bookmarkStart w:id="29" w:name="glossaire"/>
+    <w:bookmarkEnd w:id="30"/>
+    <w:bookmarkStart w:id="31" w:name="glossaire"/>
     <w:p>
       <w:pPr>
         <w:pStyle w:val="Heading2"/>
@@ -2505,8 +2795,8 @@
         </w:tc>
       </w:tr>
     </w:tbl>
-    <w:bookmarkEnd w:id="29"/>
-    <w:bookmarkEnd w:id="30"/>
+    <w:bookmarkEnd w:id="31"/>
+    <w:bookmarkEnd w:id="32"/>
     <w:sectPr>
       <w:footnotePr>
         <w:numRestart w:val="eachSect"/>
@@ -2702,10 +2992,146 @@
       </w:pPr>
     </w:lvl>
   </w:abstractNum>
+  <w:abstractNum w:abstractNumId="991">
+    <w:nsid w:val="0000A991"/>
+    <w:multiLevelType w:val="multilevel"/>
+    <w:lvl w:ilvl="0">
+      <w:numFmt w:val="bullet"/>
+      <w:lvlText w:val=""/>
+      <w:lvlJc w:val="left"/>
+      <w:pPr>
+        <w:ind w:left="720" w:hanging="360"/>
+      </w:pPr>
+      <w:rPr>
+        <w:rFonts w:ascii="Symbol" w:hAnsi="Symbol" w:cs="Symbol" w:hint="default"/>
+      </w:rPr>
+    </w:lvl>
+    <w:lvl w:ilvl="1">
+      <w:numFmt w:val="bullet"/>
+      <w:lvlText w:val="o"/>
+      <w:lvlJc w:val="left"/>
+      <w:pPr>
+        <w:ind w:left="1440" w:hanging="360"/>
+      </w:pPr>
+      <w:rPr>
+        <w:rFonts w:ascii="Courier New" w:hAnsi="Courier New" w:cs="Courier New" w:hint="default"/>
+      </w:rPr>
+    </w:lvl>
+    <w:lvl w:ilvl="2">
+      <w:numFmt w:val="bullet"/>
+      <w:lvlText w:val=""/>
+      <w:lvlJc w:val="left"/>
+      <w:pPr>
+        <w:ind w:left="2160" w:hanging="360"/>
+      </w:pPr>
+      <w:rPr>
+        <w:rFonts w:ascii="Wingdings" w:hAnsi="Wingdings" w:cs="Wingdings" w:hint="default"/>
+      </w:rPr>
+    </w:lvl>
+    <w:lvl w:ilvl="3">
+      <w:numFmt w:val="bullet"/>
+      <w:lvlText w:val=""/>
+      <w:lvlJc w:val="left"/>
+      <w:pPr>
+        <w:ind w:left="2880" w:hanging="360"/>
+      </w:pPr>
+      <w:rPr>
+        <w:rFonts w:ascii="Symbol" w:hAnsi="Symbol" w:cs="Symbol" w:hint="default"/>
+      </w:rPr>
+    </w:lvl>
+    <w:lvl w:ilvl="4">
+      <w:numFmt w:val="bullet"/>
+      <w:lvlText w:val="o"/>
+      <w:lvlJc w:val="left"/>
+      <w:pPr>
+        <w:ind w:left="3600" w:hanging="360"/>
+      </w:pPr>
+      <w:rPr>
+        <w:rFonts w:ascii="Courier New" w:hAnsi="Courier New" w:cs="Courier New" w:hint="default"/>
+      </w:rPr>
+    </w:lvl>
+    <w:lvl w:ilvl="5">
+      <w:numFmt w:val="bullet"/>
+      <w:lvlText w:val=""/>
+      <w:lvlJc w:val="left"/>
+      <w:pPr>
+        <w:ind w:left="4320" w:hanging="360"/>
+      </w:pPr>
+      <w:rPr>
+        <w:rFonts w:ascii="Wingdings" w:hAnsi="Wingdings" w:cs="Wingdings" w:hint="default"/>
+      </w:rPr>
+    </w:lvl>
+    <w:lvl w:ilvl="6">
+      <w:numFmt w:val="bullet"/>
+      <w:lvlText w:val=""/>
+      <w:lvlJc w:val="left"/>
+      <w:pPr>
+        <w:ind w:left="5040" w:hanging="360"/>
+      </w:pPr>
+      <w:rPr>
+        <w:rFonts w:ascii="Symbol" w:hAnsi="Symbol" w:cs="Symbol" w:hint="default"/>
+      </w:rPr>
+    </w:lvl>
+    <w:lvl w:ilvl="7">
+      <w:numFmt w:val="bullet"/>
+      <w:lvlText w:val="o"/>
+      <w:lvlJc w:val="left"/>
+      <w:pPr>
+        <w:ind w:left="5760" w:hanging="360"/>
+      </w:pPr>
+      <w:rPr>
+        <w:rFonts w:ascii="Courier New" w:hAnsi="Courier New" w:cs="Courier New" w:hint="default"/>
+      </w:rPr>
+    </w:lvl>
+    <w:lvl w:ilvl="8">
+      <w:numFmt w:val="bullet"/>
+      <w:lvlText w:val=""/>
+      <w:lvlJc w:val="left"/>
+      <w:pPr>
+        <w:ind w:left="6480" w:hanging="360"/>
+      </w:pPr>
+      <w:rPr>
+        <w:rFonts w:ascii="Wingdings" w:hAnsi="Wingdings" w:cs="Wingdings" w:hint="default"/>
+      </w:rPr>
+    </w:lvl>
+  </w:abstractNum>
   <w:num w:numId="1000">
     <w:abstractNumId w:val="990"/>
   </w:num>
   <w:num w:numId="1001">
+    <w:abstractNumId w:val="99411"/>
+    <w:lvlOverride w:ilvl="0">
+      <w:startOverride w:val="1"/>
+    </w:lvlOverride>
+    <w:lvlOverride w:ilvl="1">
+      <w:startOverride w:val="1"/>
+    </w:lvlOverride>
+    <w:lvlOverride w:ilvl="2">
+      <w:startOverride w:val="1"/>
+    </w:lvlOverride>
+    <w:lvlOverride w:ilvl="3">
+      <w:startOverride w:val="1"/>
+    </w:lvlOverride>
+    <w:lvlOverride w:ilvl="4">
+      <w:startOverride w:val="1"/>
+    </w:lvlOverride>
+    <w:lvlOverride w:ilvl="5">
+      <w:startOverride w:val="1"/>
+    </w:lvlOverride>
+    <w:lvlOverride w:ilvl="6">
+      <w:startOverride w:val="1"/>
+    </w:lvlOverride>
+    <w:lvlOverride w:ilvl="7">
+      <w:startOverride w:val="1"/>
+    </w:lvlOverride>
+    <w:lvlOverride w:ilvl="8">
+      <w:startOverride w:val="1"/>
+    </w:lvlOverride>
+  </w:num>
+  <w:num w:numId="1002">
+    <w:abstractNumId w:val="991"/>
+  </w:num>
+  <w:num w:numId="1003">
     <w:abstractNumId w:val="99411"/>
     <w:lvlOverride w:ilvl="0">
       <w:startOverride w:val="1"/>

--- a/docs/PRD_IDEA_copepod.docx
+++ b/docs/PRD_IDEA_copepod.docx
@@ -205,7 +205,7 @@
         <w:pStyle w:val="FirstParagraph"/>
       </w:pPr>
       <w:r>
-        <w:t xml:space="preserve">Ce document décrit les exigences produit de l’assistant graphique copépodes — un profil de la plateforme IDEA (Université d’Hawaii) adapté aux données marines de NeoLab (Université Laval).</w:t>
+        <w:t xml:space="preserve">Ce document décrit les exigences produit de l’assistant graphique copépodes — une readaptation de la plateforme IDEA (Université d’Hawaii) adaptée aux besoins du laboratoire NeoLab (Université Laval).</w:t>
       </w:r>
     </w:p>
     <w:p>
@@ -214,41 +214,6 @@
       </w:pPr>
       <w:r>
         <w:t xml:space="preserve">Il s’adresse aux chercheurs NeoLab qui utiliseront l’outil, aux développeurs qui l’implémentent, et à toute personne qui veut comprendre ce que l’assistant fait, pour qui, et selon quelles règles.</w:t>
-      </w:r>
-    </w:p>
-    <w:p>
-      <w:pPr>
-        <w:pStyle w:val="BodyText"/>
-      </w:pPr>
-      <w:r>
-        <w:t xml:space="preserve">Il ne décrit pas comment le système est construit techniquement — pour ça, voir</w:t>
-      </w:r>
-      <w:r>
-        <w:t xml:space="preserve"> </w:t>
-      </w:r>
-      <w:r>
-        <w:rPr>
-          <w:rStyle w:val="VerbatimChar"/>
-        </w:rPr>
-        <w:t xml:space="preserve">ARCHITECTURE.md</w:t>
-      </w:r>
-      <w:r>
-        <w:t xml:space="preserve"> </w:t>
-      </w:r>
-      <w:r>
-        <w:t xml:space="preserve">et</w:t>
-      </w:r>
-      <w:r>
-        <w:t xml:space="preserve"> </w:t>
-      </w:r>
-      <w:r>
-        <w:rPr>
-          <w:rStyle w:val="VerbatimChar"/>
-        </w:rPr>
-        <w:t xml:space="preserve">docs/adr/</w:t>
-      </w:r>
-      <w:r>
-        <w:t xml:space="preserve">.</w:t>
       </w:r>
     </w:p>
     <w:p>
@@ -493,8 +458,7 @@
     <w:tbl>
       <w:tblPr>
         <w:tblStyle w:val="Table"/>
-        <w:tblW w:type="pct" w:w="5000"/>
-        <w:tblLayout w:type="fixed"/>
+        <w:tblW w:type="auto" w:w="0"/>
         <w:tblLook w:firstRow="1" w:lastRow="0" w:firstColumn="0" w:lastColumn="0" w:noHBand="0" w:noVBand="0" w:val="0020"/>
       </w:tblPr>
       <w:tblGrid>
@@ -575,41 +539,6 @@
           </w:p>
         </w:tc>
       </w:tr>
-      <w:tr>
-        <w:tc>
-          <w:tcPr/>
-          <w:p>
-            <w:pPr>
-              <w:pStyle w:val="Compact"/>
-            </w:pPr>
-            <w:r>
-              <w:t xml:space="preserve">1.1</w:t>
-            </w:r>
-          </w:p>
-        </w:tc>
-        <w:tc>
-          <w:tcPr/>
-          <w:p>
-            <w:pPr>
-              <w:pStyle w:val="Compact"/>
-            </w:pPr>
-            <w:r>
-              <w:t xml:space="preserve">2026-05-25</w:t>
-            </w:r>
-          </w:p>
-        </w:tc>
-        <w:tc>
-          <w:tcPr/>
-          <w:p>
-            <w:pPr>
-              <w:pStyle w:val="Compact"/>
-            </w:pPr>
-            <w:r>
-              <w:t xml:space="preserve">Recentrage sur le problème réel après session grill-with-docs</w:t>
-            </w:r>
-          </w:p>
-        </w:tc>
-      </w:tr>
     </w:tbl>
     <w:p>
       <w:r>
@@ -633,7 +562,13 @@
         <w:pStyle w:val="FirstParagraph"/>
       </w:pPr>
       <w:r>
-        <w:t xml:space="preserve">Générer un graphique depuis les données copépodes NeoLab prend trop de temps. Les deux frictions principales sont écrire le code de visualisation et manipuler les données (comprendre les colonnes, joindre les sources, nettoyer). Ce n’est pas une question de compétence — les chercheurs savent coder — c’est une question d’efficacité.</w:t>
+        <w:t xml:space="preserve">Générer des graphiques depuis les données copépodes NeoLab peut prendre du temps en raison des nombreuses données historiques possédées par le laboratoire.</w:t>
+      </w:r>
+      <w:r>
+        <w:t xml:space="preserve"> </w:t>
+      </w:r>
+      <w:r>
+        <w:t xml:space="preserve">Le processus de création de graphiques implique plusieurs étapes, chacune pouvant être source de friction.</w:t>
       </w:r>
     </w:p>
     <w:p>
@@ -674,7 +609,7 @@
         <w:t xml:space="preserve"> </w:t>
       </w:r>
       <w:r>
-        <w:t xml:space="preserve">(Université d’Hawaii) aux données NeoLab. Trois choses changent :</w:t>
+        <w:t xml:space="preserve">(Université d’Hawaii) aux besoins de NeoLab. Trois choses changent :</w:t>
       </w:r>
     </w:p>
     <w:p>
@@ -712,13 +647,13 @@
           <w:b/>
           <w:bCs/>
         </w:rPr>
-        <w:t xml:space="preserve">Les outils</w:t>
+        <w:t xml:space="preserve">Le contexte d’utilisation</w:t>
       </w:r>
       <w:r>
         <w:t xml:space="preserve"> </w:t>
       </w:r>
       <w:r>
-        <w:t xml:space="preserve">— manipulation des données et génération de graphiques pour EcoTaxa, EcoPart, Amundsen CTD, OGSL, Bio-ORACLE et fichiers labo</w:t>
+        <w:t xml:space="preserve">— Usage dans un contexte de recherche scientifique donc plus de précision dans les réponses</w:t>
       </w:r>
     </w:p>
     <w:p>
@@ -734,13 +669,35 @@
           <w:b/>
           <w:bCs/>
         </w:rPr>
+        <w:t xml:space="preserve">Les outils</w:t>
+      </w:r>
+      <w:r>
+        <w:t xml:space="preserve"> </w:t>
+      </w:r>
+      <w:r>
+        <w:t xml:space="preserve">— manipulation des données et génération de graphiques pour EcoTaxa, EcoPart, Amundsen CTD, OGSL, Bio-ORACLE et fichiers labo</w:t>
+      </w:r>
+    </w:p>
+    <w:p>
+      <w:pPr>
+        <w:pStyle w:val="Compact"/>
+        <w:numPr>
+          <w:ilvl w:val="0"/>
+          <w:numId w:val="1003"/>
+        </w:numPr>
+      </w:pPr>
+      <w:r>
+        <w:rPr>
+          <w:b/>
+          <w:bCs/>
+        </w:rPr>
         <w:t xml:space="preserve">La documentation</w:t>
       </w:r>
       <w:r>
         <w:t xml:space="preserve"> </w:t>
       </w:r>
       <w:r>
-        <w:t xml:space="preserve">— corpus RAG de 5 documents copépodes</w:t>
+        <w:t xml:space="preserve">— La documentation que l’agent va devoir utiliser</w:t>
       </w:r>
     </w:p>
     <w:p>
@@ -783,7 +740,15 @@
         <w:t xml:space="preserve"> </w:t>
       </w:r>
       <w:r>
-        <w:t xml:space="preserve">— professeur ou étudiant de NeoLab (Université Laval) qui travaille avec des données de copépodes marins. Aucune fonctionnalité n’est réservée à l’un ou l’autre.</w:t>
+        <w:t xml:space="preserve">— professeur ou étudiant de NeoLab (Université Laval) qui travaille avec des données de copépodes.</w:t>
+      </w:r>
+    </w:p>
+    <w:p>
+      <w:pPr>
+        <w:pStyle w:val="BodyText"/>
+      </w:pPr>
+      <w:r>
+        <w:t xml:space="preserve">Aucune fonctionnalité n’est réservée à l’un ou l’autre même s’ils auraient des utilisations différentes.</w:t>
       </w:r>
     </w:p>
     <w:p>
@@ -819,14 +784,14 @@
       <w:r>
         <w:drawing>
           <wp:inline>
-            <wp:extent cx="5334000" cy="2299607"/>
+            <wp:extent cx="5334000" cy="10093569"/>
             <wp:effectExtent b="0" l="0" r="0" t="0"/>
             <wp:docPr descr="" title="" id="16" name="Picture"/>
             <a:graphic>
               <a:graphicData uri="http://schemas.openxmlformats.org/drawingml/2006/picture">
                 <pic:pic>
                   <pic:nvPicPr>
-                    <pic:cNvPr descr="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" id="17" name="Picture"/>
+                    <pic:cNvPr descr="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" id="17" name="Picture"/>
                     <pic:cNvPicPr>
                       <a:picLocks noChangeArrowheads="1" noChangeAspect="1"/>
                     </pic:cNvPicPr>
@@ -840,7 +805,7 @@
                   <pic:spPr bwMode="auto">
                     <a:xfrm>
                       <a:off x="0" y="0"/>
-                      <a:ext cx="5334000" cy="2299607"/>
+                      <a:ext cx="5334000" cy="10093569"/>
                     </a:xfrm>
                     <a:prstGeom prst="rect">
                       <a:avLst/>

--- a/docs/PRD_IDEA_copepod.docx
+++ b/docs/PRD_IDEA_copepod.docx
@@ -841,14 +841,14 @@
       <w:r>
         <w:drawing>
           <wp:inline>
-            <wp:extent cx="5334000" cy="653722"/>
+            <wp:extent cx="5334000" cy="469446"/>
             <wp:effectExtent b="0" l="0" r="0" t="0"/>
             <wp:docPr descr="" title="" id="20" name="Picture"/>
             <a:graphic>
               <a:graphicData uri="http://schemas.openxmlformats.org/drawingml/2006/picture">
                 <pic:pic>
                   <pic:nvPicPr>
-                    <pic:cNvPr descr="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" id="21" name="Picture"/>
+                    <pic:cNvPr descr="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" id="21" name="Picture"/>
                     <pic:cNvPicPr>
                       <a:picLocks noChangeArrowheads="1" noChangeAspect="1"/>
                     </pic:cNvPicPr>
@@ -862,7 +862,7 @@
                   <pic:spPr bwMode="auto">
                     <a:xfrm>
                       <a:off x="0" y="0"/>
-                      <a:ext cx="5334000" cy="653722"/>
+                      <a:ext cx="5334000" cy="469446"/>
                     </a:xfrm>
                     <a:prstGeom prst="rect">
                       <a:avLst/>

--- a/docs/PRD_IDEA_copepod.docx
+++ b/docs/PRD_IDEA_copepod.docx
@@ -841,14 +841,14 @@
       <w:r>
         <w:drawing>
           <wp:inline>
-            <wp:extent cx="5334000" cy="469446"/>
+            <wp:extent cx="5334000" cy="340178"/>
             <wp:effectExtent b="0" l="0" r="0" t="0"/>
             <wp:docPr descr="" title="" id="20" name="Picture"/>
             <a:graphic>
               <a:graphicData uri="http://schemas.openxmlformats.org/drawingml/2006/picture">
                 <pic:pic>
                   <pic:nvPicPr>
-                    <pic:cNvPr descr="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" id="21" name="Picture"/>
+                    <pic:cNvPr descr="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" id="21" name="Picture"/>
                     <pic:cNvPicPr>
                       <a:picLocks noChangeArrowheads="1" noChangeAspect="1"/>
                     </pic:cNvPicPr>
@@ -862,7 +862,7 @@
                   <pic:spPr bwMode="auto">
                     <a:xfrm>
                       <a:off x="0" y="0"/>
-                      <a:ext cx="5334000" cy="469446"/>
+                      <a:ext cx="5334000" cy="340178"/>
                     </a:xfrm>
                     <a:prstGeom prst="rect">
                       <a:avLst/>
@@ -2659,34 +2659,6 @@
                 <w:b/>
                 <w:bCs/>
               </w:rPr>
-              <w:t xml:space="preserve">ind/m³</w:t>
-            </w:r>
-          </w:p>
-        </w:tc>
-        <w:tc>
-          <w:tcPr/>
-          <w:p>
-            <w:pPr>
-              <w:pStyle w:val="Compact"/>
-            </w:pPr>
-            <w:r>
-              <w:t xml:space="preserve">Individus par mètre cube — unité de concentration standard pour le zooplancton.</w:t>
-            </w:r>
-          </w:p>
-        </w:tc>
-      </w:tr>
-      <w:tr>
-        <w:tc>
-          <w:tcPr/>
-          <w:p>
-            <w:pPr>
-              <w:pStyle w:val="Compact"/>
-            </w:pPr>
-            <w:r>
-              <w:rPr>
-                <w:b/>
-                <w:bCs/>
-              </w:rPr>
               <w:t xml:space="preserve">Corpus RAG</w:t>
             </w:r>
           </w:p>
@@ -2726,7 +2698,7 @@
               <w:pStyle w:val="Compact"/>
             </w:pPr>
             <w:r>
-              <w:t xml:space="preserve">État de session dans lequel une source externe est activée. Activé source par source.</w:t>
+              <w:t xml:space="preserve">État de session dans lequel une source externe est activée.</w:t>
             </w:r>
           </w:p>
         </w:tc>

--- a/docs/PRD_IDEA_copepod.docx
+++ b/docs/PRD_IDEA_copepod.docx
@@ -784,14 +784,14 @@
       <w:r>
         <w:drawing>
           <wp:inline>
-            <wp:extent cx="5334000" cy="10093569"/>
+            <wp:extent cx="5334000" cy="12206653"/>
             <wp:effectExtent b="0" l="0" r="0" t="0"/>
             <wp:docPr descr="" title="" id="16" name="Picture"/>
             <a:graphic>
               <a:graphicData uri="http://schemas.openxmlformats.org/drawingml/2006/picture">
                 <pic:pic>
                   <pic:nvPicPr>
-                    <pic:cNvPr descr="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" id="17" name="Picture"/>
+                    <pic:cNvPr descr="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" id="17" name="Picture"/>
                     <pic:cNvPicPr>
                       <a:picLocks noChangeArrowheads="1" noChangeAspect="1"/>
                     </pic:cNvPicPr>
@@ -805,7 +805,7 @@
                   <pic:spPr bwMode="auto">
                     <a:xfrm>
                       <a:off x="0" y="0"/>
-                      <a:ext cx="5334000" cy="10093569"/>
+                      <a:ext cx="5334000" cy="12206653"/>
                     </a:xfrm>
                     <a:prstGeom prst="rect">
                       <a:avLst/>

--- a/docs/PRD_IDEA_copepod.docx
+++ b/docs/PRD_IDEA_copepod.docx
@@ -213,7 +213,7 @@
         <w:pStyle w:val="BodyText"/>
       </w:pPr>
       <w:r>
-        <w:t xml:space="preserve">Il s’adresse aux chercheurs NeoLab qui utiliseront l’outil, aux développeurs qui l’implémentent, et à toute personne qui veut comprendre ce que l’assistant fait, pour qui, et selon quelles règles.</w:t>
+        <w:t xml:space="preserve">Il s’adresse à toute personne qui veut comprendre ce que l’assistant fait, pour qui, et selon quelles règles.</w:t>
       </w:r>
     </w:p>
     <w:p>
@@ -562,11 +562,13 @@
         <w:pStyle w:val="FirstParagraph"/>
       </w:pPr>
       <w:r>
-        <w:t xml:space="preserve">Générer des graphiques depuis les données copépodes NeoLab peut prendre du temps en raison des nombreuses données historiques possédées par le laboratoire.</w:t>
-      </w:r>
-      <w:r>
-        <w:t xml:space="preserve"> </w:t>
-      </w:r>
+        <w:t xml:space="preserve">L’analyse exploratoire faites par le laboratoire NeoLab peut prendre du temps en raison des nombreuses données historiques possédées par le laboratoire.</w:t>
+      </w:r>
+    </w:p>
+    <w:p>
+      <w:pPr>
+        <w:pStyle w:val="BodyText"/>
+      </w:pPr>
       <w:r>
         <w:t xml:space="preserve">Le processus de création de graphiques implique plusieurs étapes, chacune pouvant être source de friction.</w:t>
       </w:r>
@@ -609,12 +611,11 @@
         <w:t xml:space="preserve"> </w:t>
       </w:r>
       <w:r>
-        <w:t xml:space="preserve">(Université d’Hawaii) aux besoins de NeoLab. Trois choses changent :</w:t>
-      </w:r>
-    </w:p>
-    <w:p>
-      <w:pPr>
-        <w:pStyle w:val="Compact"/>
+        <w:t xml:space="preserve">(Université d’Hawaii) aux besoins de NeoLab. Plusieurs choses changent :</w:t>
+      </w:r>
+    </w:p>
+    <w:p>
+      <w:pPr>
         <w:numPr>
           <w:ilvl w:val="0"/>
           <w:numId w:val="1003"/>
@@ -636,7 +637,6 @@
     </w:p>
     <w:p>
       <w:pPr>
-        <w:pStyle w:val="Compact"/>
         <w:numPr>
           <w:ilvl w:val="0"/>
           <w:numId w:val="1003"/>
@@ -658,7 +658,6 @@
     </w:p>
     <w:p>
       <w:pPr>
-        <w:pStyle w:val="Compact"/>
         <w:numPr>
           <w:ilvl w:val="0"/>
           <w:numId w:val="1003"/>
@@ -680,7 +679,6 @@
     </w:p>
     <w:p>
       <w:pPr>
-        <w:pStyle w:val="Compact"/>
         <w:numPr>
           <w:ilvl w:val="0"/>
           <w:numId w:val="1003"/>
@@ -702,10 +700,23 @@
     </w:p>
     <w:p>
       <w:pPr>
-        <w:pStyle w:val="FirstParagraph"/>
-      </w:pPr>
-      <w:r>
-        <w:t xml:space="preserve">Le runtime IDEA (exécution de code, gestion de fichiers, export d’artefacts) est conservé tel quel.</w:t>
+        <w:numPr>
+          <w:ilvl w:val="0"/>
+          <w:numId w:val="1003"/>
+        </w:numPr>
+      </w:pPr>
+      <w:r>
+        <w:rPr>
+          <w:b/>
+          <w:bCs/>
+        </w:rPr>
+        <w:t xml:space="preserve">L’interface utilisateur</w:t>
+      </w:r>
+      <w:r>
+        <w:t xml:space="preserve"> </w:t>
+      </w:r>
+      <w:r>
+        <w:t xml:space="preserve">— L’interface doit être adaptée pour faciliter l’interaction avec les données et les graphiques</w:t>
       </w:r>
     </w:p>
     <w:p>
@@ -947,13 +958,13 @@
     </w:p>
     <w:bookmarkEnd w:id="26"/>
     <w:bookmarkEnd w:id="27"/>
-    <w:bookmarkStart w:id="28" w:name="use-cases-1"/>
+    <w:bookmarkStart w:id="28" w:name="use-cases-détaillés"/>
     <w:p>
       <w:pPr>
         <w:pStyle w:val="Heading2"/>
       </w:pPr>
       <w:r>
-        <w:t xml:space="preserve">5. Use Cases</w:t>
+        <w:t xml:space="preserve">5. Use Cases détaillés</w:t>
       </w:r>
     </w:p>
     <w:p>
@@ -1613,14 +1624,6 @@
       </w:tr>
     </w:tbl>
     <w:p>
-      <w:pPr>
-        <w:pStyle w:val="BlockText"/>
-      </w:pPr>
-      <w:r>
-        <w:t xml:space="preserve">Chaque source est activée explicitement. L’assistant n’utilise jamais une source non chargée ou non activée. Les project IDs EcoTaxa/EcoPart sont découverts dynamiquement — jamais codés en dur.</w:t>
-      </w:r>
-    </w:p>
-    <w:p>
       <w:r>
         <w:pict>
           <v:rect style="width:0;height:1.5pt" o:hralign="center" o:hrstd="t" o:hr="t"/>
@@ -2563,58 +2566,6 @@
             </w:pPr>
             <w:r>
               <w:t xml:space="preserve">Conductivity-Temperature-Depth. Instrument de mesure des propriétés physiques de l’eau.</w:t>
-            </w:r>
-          </w:p>
-        </w:tc>
-      </w:tr>
-      <w:tr>
-        <w:tc>
-          <w:tcPr/>
-          <w:p>
-            <w:pPr>
-              <w:pStyle w:val="Compact"/>
-            </w:pPr>
-            <w:r>
-              <w:rPr>
-                <w:b/>
-                <w:bCs/>
-              </w:rPr>
-              <w:t xml:space="preserve">obj_orig_id</w:t>
-            </w:r>
-          </w:p>
-        </w:tc>
-        <w:tc>
-          <w:tcPr/>
-          <w:p>
-            <w:pPr>
-              <w:pStyle w:val="Compact"/>
-            </w:pPr>
-            <w:r>
-              <w:t xml:space="preserve">Identifiant d’objet EcoTaxa. Clé de jointure vers le profil EcoPart (</w:t>
-            </w:r>
-            <w:r>
-              <w:rPr>
-                <w:rStyle w:val="VerbatimChar"/>
-              </w:rPr>
-              <w:t xml:space="preserve">ips_007_899</w:t>
-            </w:r>
-            <w:r>
-              <w:t xml:space="preserve"> </w:t>
-            </w:r>
-            <w:r>
-              <w:t xml:space="preserve">→</w:t>
-            </w:r>
-            <w:r>
-              <w:t xml:space="preserve"> </w:t>
-            </w:r>
-            <w:r>
-              <w:rPr>
-                <w:rStyle w:val="VerbatimChar"/>
-              </w:rPr>
-              <w:t xml:space="preserve">ips_007</w:t>
-            </w:r>
-            <w:r>
-              <w:t xml:space="preserve">).</w:t>
             </w:r>
           </w:p>
         </w:tc>

--- a/docs/PRD_IDEA_copepod.docx
+++ b/docs/PRD_IDEA_copepod.docx
@@ -802,7 +802,7 @@
               <a:graphicData uri="http://schemas.openxmlformats.org/drawingml/2006/picture">
                 <pic:pic>
                   <pic:nvPicPr>
-                    <pic:cNvPr descr="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" id="17" name="Picture"/>
+                    <pic:cNvPr descr="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" id="17" name="Picture"/>
                     <pic:cNvPicPr>
                       <a:picLocks noChangeArrowheads="1" noChangeAspect="1"/>
                     </pic:cNvPicPr>

--- a/docs/PRD_IDEA_copepod.docx
+++ b/docs/PRD_IDEA_copepod.docx
@@ -802,7 +802,7 @@
               <a:graphicData uri="http://schemas.openxmlformats.org/drawingml/2006/picture">
                 <pic:pic>
                   <pic:nvPicPr>
-                    <pic:cNvPr descr="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" id="17" name="Picture"/>
+                    <pic:cNvPr descr="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" id="17" name="Picture"/>
                     <pic:cNvPicPr>
                       <a:picLocks noChangeArrowheads="1" noChangeAspect="1"/>
                     </pic:cNvPicPr>
